--- a/lab7/Lab7_BotezatuGabriela_FAF243.docx
+++ b/lab7/Lab7_BotezatuGabriela_FAF243.docx
@@ -12763,11 +12763,19 @@
       </w:r>
       <w:proofErr w:type="spellEnd"/>
       <w:r>
-        <w:t xml:space="preserve"> produce </w:t>
-      </w:r>
-      <w:proofErr w:type="spellStart"/>
-      <w:r>
-        <w:t>one</w:t>
+        <w:t xml:space="preserve"> produce a </w:t>
+      </w:r>
+      <w:proofErr w:type="spellStart"/>
+      <w:r>
+        <w:t>zombie</w:t>
+      </w:r>
+      <w:proofErr w:type="spellEnd"/>
+      <w:r>
+        <w:t xml:space="preserve"> </w:t>
+      </w:r>
+      <w:proofErr w:type="spellStart"/>
+      <w:r>
+        <w:t>process</w:t>
       </w:r>
       <w:proofErr w:type="spellEnd"/>
       <w:r>
@@ -12779,18 +12787,205 @@
       </w:r>
       <w:proofErr w:type="spellEnd"/>
       <w:r>
-        <w:t xml:space="preserve"> original </w:t>
-      </w:r>
-      <w:proofErr w:type="spellStart"/>
-      <w:r>
-        <w:rPr>
-          <w:rStyle w:val="HTMLCode"/>
+        <w:t xml:space="preserve"> </w:t>
+      </w:r>
+      <w:proofErr w:type="spellStart"/>
+      <w:r>
+        <w:t>version</w:t>
+      </w:r>
+      <w:proofErr w:type="spellEnd"/>
+      <w:r>
+        <w:t xml:space="preserve"> of </w:t>
+      </w:r>
+      <w:proofErr w:type="spellStart"/>
+      <w:r>
+        <w:rPr>
+          <w:rFonts w:ascii="Courier New" w:hAnsi="Courier New" w:cs="Courier New"/>
+          <w:sz w:val="20"/>
+          <w:szCs w:val="20"/>
         </w:rPr>
         <w:t>run.c</w:t>
       </w:r>
       <w:proofErr w:type="spellEnd"/>
       <w:r>
-        <w:t xml:space="preserve"> (</w:t>
+        <w:t xml:space="preserve"> </w:t>
+      </w:r>
+      <w:proofErr w:type="spellStart"/>
+      <w:r>
+        <w:t>that</w:t>
+      </w:r>
+      <w:proofErr w:type="spellEnd"/>
+      <w:r>
+        <w:t xml:space="preserve"> </w:t>
+      </w:r>
+      <w:proofErr w:type="spellStart"/>
+      <w:r>
+        <w:t>attempts</w:t>
+      </w:r>
+      <w:proofErr w:type="spellEnd"/>
+      <w:r>
+        <w:t xml:space="preserve"> </w:t>
+      </w:r>
+      <w:proofErr w:type="spellStart"/>
+      <w:r>
+        <w:t>to</w:t>
+      </w:r>
+      <w:proofErr w:type="spellEnd"/>
+      <w:r>
+        <w:t xml:space="preserve"> execute </w:t>
+      </w:r>
+      <w:proofErr w:type="spellStart"/>
+      <w:r>
+        <w:rPr>
+          <w:rFonts w:ascii="Courier New" w:hAnsi="Courier New" w:cs="Courier New"/>
+          <w:sz w:val="20"/>
+          <w:szCs w:val="20"/>
+        </w:rPr>
+        <w:t>nosuchprog</w:t>
+      </w:r>
+      <w:proofErr w:type="spellEnd"/>
+      <w:r>
+        <w:t xml:space="preserve"> </w:t>
+      </w:r>
+      <w:proofErr w:type="spellStart"/>
+      <w:r>
+        <w:t>was</w:t>
+      </w:r>
+      <w:proofErr w:type="spellEnd"/>
+      <w:r>
+        <w:t xml:space="preserve"> </w:t>
+      </w:r>
+      <w:proofErr w:type="spellStart"/>
+      <w:r>
+        <w:t>copied</w:t>
+      </w:r>
+      <w:proofErr w:type="spellEnd"/>
+      <w:r>
+        <w:t xml:space="preserve"> </w:t>
+      </w:r>
+      <w:proofErr w:type="spellStart"/>
+      <w:r>
+        <w:t>to</w:t>
+      </w:r>
+      <w:proofErr w:type="spellEnd"/>
+      <w:r>
+        <w:t xml:space="preserve"> </w:t>
+      </w:r>
+      <w:proofErr w:type="spellStart"/>
+      <w:r>
+        <w:rPr>
+          <w:rFonts w:ascii="Courier New" w:hAnsi="Courier New" w:cs="Courier New"/>
+          <w:sz w:val="20"/>
+          <w:szCs w:val="20"/>
+        </w:rPr>
+        <w:t>zombie.c</w:t>
+      </w:r>
+      <w:proofErr w:type="spellEnd"/>
+      <w:r>
+        <w:t xml:space="preserve">, </w:t>
+      </w:r>
+      <w:proofErr w:type="spellStart"/>
+      <w:r>
+        <w:t>and</w:t>
+      </w:r>
+      <w:proofErr w:type="spellEnd"/>
+      <w:r>
+        <w:t xml:space="preserve"> </w:t>
+      </w:r>
+      <w:proofErr w:type="spellStart"/>
+      <w:r>
+        <w:rPr>
+          <w:rFonts w:ascii="Courier New" w:hAnsi="Courier New" w:cs="Courier New"/>
+          <w:sz w:val="20"/>
+          <w:szCs w:val="20"/>
+        </w:rPr>
+        <w:t>sleep</w:t>
+      </w:r>
+      <w:proofErr w:type="spellEnd"/>
+      <w:r>
+        <w:rPr>
+          <w:rFonts w:ascii="Courier New" w:hAnsi="Courier New" w:cs="Courier New"/>
+          <w:sz w:val="20"/>
+          <w:szCs w:val="20"/>
+        </w:rPr>
+        <w:t>(20)</w:t>
+      </w:r>
+      <w:r>
+        <w:t xml:space="preserve"> </w:t>
+      </w:r>
+      <w:proofErr w:type="spellStart"/>
+      <w:r>
+        <w:t>was</w:t>
+      </w:r>
+      <w:proofErr w:type="spellEnd"/>
+      <w:r>
+        <w:t xml:space="preserve"> </w:t>
+      </w:r>
+      <w:proofErr w:type="spellStart"/>
+      <w:r>
+        <w:t>added</w:t>
+      </w:r>
+      <w:proofErr w:type="spellEnd"/>
+      <w:r>
+        <w:t xml:space="preserve"> just </w:t>
+      </w:r>
+      <w:proofErr w:type="spellStart"/>
+      <w:r>
+        <w:t>before</w:t>
+      </w:r>
+      <w:proofErr w:type="spellEnd"/>
+      <w:r>
+        <w:t xml:space="preserve"> </w:t>
+      </w:r>
+      <w:proofErr w:type="spellStart"/>
+      <w:r>
+        <w:rPr>
+          <w:rFonts w:ascii="Courier New" w:hAnsi="Courier New" w:cs="Courier New"/>
+          <w:sz w:val="20"/>
+          <w:szCs w:val="20"/>
+        </w:rPr>
+        <w:t>waitpid</w:t>
+      </w:r>
+      <w:proofErr w:type="spellEnd"/>
+      <w:r>
+        <w:rPr>
+          <w:rFonts w:ascii="Courier New" w:hAnsi="Courier New" w:cs="Courier New"/>
+          <w:sz w:val="20"/>
+          <w:szCs w:val="20"/>
+        </w:rPr>
+        <w:t>()</w:t>
+      </w:r>
+      <w:r>
+        <w:t xml:space="preserve">. </w:t>
+      </w:r>
+      <w:proofErr w:type="spellStart"/>
+      <w:r>
+        <w:t>Although</w:t>
+      </w:r>
+      <w:proofErr w:type="spellEnd"/>
+      <w:r>
+        <w:t xml:space="preserve"> </w:t>
+      </w:r>
+      <w:proofErr w:type="spellStart"/>
+      <w:r>
+        <w:rPr>
+          <w:rFonts w:ascii="Courier New" w:hAnsi="Courier New" w:cs="Courier New"/>
+          <w:sz w:val="20"/>
+          <w:szCs w:val="20"/>
+        </w:rPr>
+        <w:t>exec</w:t>
+      </w:r>
+      <w:proofErr w:type="spellEnd"/>
+      <w:r>
+        <w:t xml:space="preserve"> </w:t>
+      </w:r>
+      <w:proofErr w:type="spellStart"/>
+      <w:r>
+        <w:t>failed</w:t>
+      </w:r>
+      <w:proofErr w:type="spellEnd"/>
+      <w:r>
+        <w:t xml:space="preserve">, </w:t>
       </w:r>
       <w:proofErr w:type="spellStart"/>
       <w:r>
@@ -12802,61 +12997,15 @@
       </w:r>
       <w:proofErr w:type="spellStart"/>
       <w:r>
-        <w:t>version</w:t>
-      </w:r>
-      <w:proofErr w:type="spellEnd"/>
-      <w:r>
-        <w:t xml:space="preserve"> </w:t>
-      </w:r>
-      <w:proofErr w:type="spellStart"/>
-      <w:r>
-        <w:t>with</w:t>
-      </w:r>
-      <w:proofErr w:type="spellEnd"/>
-      <w:r>
-        <w:t xml:space="preserve"> </w:t>
-      </w:r>
-      <w:proofErr w:type="spellStart"/>
-      <w:r>
-        <w:rPr>
-          <w:rStyle w:val="HTMLCode"/>
-        </w:rPr>
-        <w:t>ls</w:t>
-      </w:r>
-      <w:proofErr w:type="spellEnd"/>
-      <w:r>
-        <w:t xml:space="preserve">) </w:t>
-      </w:r>
-      <w:proofErr w:type="spellStart"/>
-      <w:r>
-        <w:t>was</w:t>
-      </w:r>
-      <w:proofErr w:type="spellEnd"/>
-      <w:r>
-        <w:t xml:space="preserve"> </w:t>
-      </w:r>
-      <w:proofErr w:type="spellStart"/>
-      <w:r>
-        <w:t>copied</w:t>
-      </w:r>
-      <w:proofErr w:type="spellEnd"/>
-      <w:r>
-        <w:t xml:space="preserve"> </w:t>
-      </w:r>
-      <w:proofErr w:type="spellStart"/>
-      <w:r>
-        <w:t>to</w:t>
-      </w:r>
-      <w:proofErr w:type="spellEnd"/>
-      <w:r>
-        <w:t xml:space="preserve"> </w:t>
-      </w:r>
-      <w:proofErr w:type="spellStart"/>
-      <w:r>
-        <w:rPr>
-          <w:rStyle w:val="HTMLCode"/>
-        </w:rPr>
-        <w:t>zombie.c</w:t>
+        <w:t>child</w:t>
+      </w:r>
+      <w:proofErr w:type="spellEnd"/>
+      <w:r>
+        <w:t xml:space="preserve"> </w:t>
+      </w:r>
+      <w:proofErr w:type="spellStart"/>
+      <w:r>
+        <w:t>terminated</w:t>
       </w:r>
       <w:proofErr w:type="spellEnd"/>
       <w:r>
@@ -12868,48 +13017,129 @@
       </w:r>
       <w:proofErr w:type="spellEnd"/>
       <w:r>
-        <w:t xml:space="preserve"> a single line </w:t>
-      </w:r>
-      <w:proofErr w:type="spellStart"/>
-      <w:r>
-        <w:t>was</w:t>
-      </w:r>
-      <w:proofErr w:type="spellEnd"/>
-      <w:r>
-        <w:t xml:space="preserve"> </w:t>
-      </w:r>
-      <w:proofErr w:type="spellStart"/>
-      <w:r>
-        <w:t>added</w:t>
-      </w:r>
-      <w:proofErr w:type="spellEnd"/>
-      <w:r>
-        <w:t xml:space="preserve">, just </w:t>
-      </w:r>
-      <w:proofErr w:type="spellStart"/>
-      <w:r>
-        <w:t>before</w:t>
-      </w:r>
-      <w:proofErr w:type="spellEnd"/>
-      <w:r>
-        <w:t xml:space="preserve"> </w:t>
-      </w:r>
-      <w:proofErr w:type="spellStart"/>
-      <w:r>
-        <w:rPr>
-          <w:rStyle w:val="HTMLCode"/>
-        </w:rPr>
-        <w:t>waitpid</w:t>
-      </w:r>
-      <w:proofErr w:type="spellEnd"/>
-      <w:r>
-        <w:t>:</w:t>
+        <w:t xml:space="preserve"> </w:t>
+      </w:r>
+      <w:proofErr w:type="spellStart"/>
+      <w:r>
+        <w:t>remained</w:t>
+      </w:r>
+      <w:proofErr w:type="spellEnd"/>
+      <w:r>
+        <w:t xml:space="preserve"> in </w:t>
+      </w:r>
+      <w:proofErr w:type="spellStart"/>
+      <w:r>
+        <w:t>the</w:t>
+      </w:r>
+      <w:proofErr w:type="spellEnd"/>
+      <w:r>
+        <w:t xml:space="preserve"> </w:t>
+      </w:r>
+      <w:proofErr w:type="spellStart"/>
+      <w:r>
+        <w:t>process</w:t>
+      </w:r>
+      <w:proofErr w:type="spellEnd"/>
+      <w:r>
+        <w:t xml:space="preserve"> table as a </w:t>
+      </w:r>
+      <w:proofErr w:type="spellStart"/>
+      <w:r>
+        <w:t>zombie</w:t>
+      </w:r>
+      <w:proofErr w:type="spellEnd"/>
+      <w:r>
+        <w:t xml:space="preserve"> </w:t>
+      </w:r>
+      <w:proofErr w:type="spellStart"/>
+      <w:r>
+        <w:t>until</w:t>
+      </w:r>
+      <w:proofErr w:type="spellEnd"/>
+      <w:r>
+        <w:t xml:space="preserve"> </w:t>
+      </w:r>
+      <w:proofErr w:type="spellStart"/>
+      <w:r>
+        <w:t>the</w:t>
+      </w:r>
+      <w:proofErr w:type="spellEnd"/>
+      <w:r>
+        <w:t xml:space="preserve"> </w:t>
+      </w:r>
+      <w:proofErr w:type="spellStart"/>
+      <w:r>
+        <w:t>parent</w:t>
+      </w:r>
+      <w:proofErr w:type="spellEnd"/>
+      <w:r>
+        <w:t xml:space="preserve"> </w:t>
+      </w:r>
+      <w:proofErr w:type="spellStart"/>
+      <w:r>
+        <w:t>collected</w:t>
+      </w:r>
+      <w:proofErr w:type="spellEnd"/>
+      <w:r>
+        <w:t xml:space="preserve"> </w:t>
+      </w:r>
+      <w:proofErr w:type="spellStart"/>
+      <w:r>
+        <w:t>its</w:t>
+      </w:r>
+      <w:proofErr w:type="spellEnd"/>
+      <w:r>
+        <w:t xml:space="preserve"> </w:t>
+      </w:r>
+      <w:proofErr w:type="spellStart"/>
+      <w:r>
+        <w:t>exit</w:t>
+      </w:r>
+      <w:proofErr w:type="spellEnd"/>
+      <w:r>
+        <w:t xml:space="preserve"> status.</w:t>
       </w:r>
     </w:p>
+    <w:p/>
     <w:p>
       <w:pPr>
-        <w:spacing w:before="0" w:beforeAutospacing="0" w:after="0" w:afterAutospacing="0"/>
+        <w:keepNext/>
+        <w:keepLines/>
+        <w:spacing w:before="0" w:beforeAutospacing="0" w:after="0" w:afterAutospacing="0" w:line="240" w:lineRule="auto"/>
+        <w:ind w:left="703" w:firstLine="0"/>
+        <w:jc w:val="left"/>
+        <w:rPr>
+          <w:rFonts w:ascii="Courier New" w:eastAsia="Courier New" w:hAnsi="Courier New" w:cs="Courier New"/>
+          <w:sz w:val="18"/>
+          <w:szCs w:val="18"/>
+        </w:rPr>
       </w:pPr>
+      <w:r>
+        <w:rPr>
+          <w:rFonts w:ascii="Courier New" w:eastAsia="Courier New" w:hAnsi="Courier New" w:cs="Courier New"/>
+          <w:sz w:val="18"/>
+          <w:szCs w:val="18"/>
+        </w:rPr>
+        <w:t xml:space="preserve">    </w:t>
+      </w:r>
+      <w:proofErr w:type="spellStart"/>
+      <w:r>
+        <w:rPr>
+          <w:rFonts w:ascii="Courier New" w:eastAsia="Courier New" w:hAnsi="Courier New" w:cs="Courier New"/>
+          <w:sz w:val="18"/>
+          <w:szCs w:val="18"/>
+        </w:rPr>
+        <w:t>int</w:t>
+      </w:r>
+      <w:proofErr w:type="spellEnd"/>
+      <w:r>
+        <w:rPr>
+          <w:rFonts w:ascii="Courier New" w:eastAsia="Courier New" w:hAnsi="Courier New" w:cs="Courier New"/>
+          <w:sz w:val="18"/>
+          <w:szCs w:val="18"/>
+        </w:rPr>
+        <w:t xml:space="preserve"> status;</w:t>
+      </w:r>
     </w:p>
     <w:p>
       <w:pPr>
@@ -12939,46 +13169,6 @@
           <w:sz w:val="18"/>
           <w:szCs w:val="18"/>
         </w:rPr>
-        <w:t>int</w:t>
-      </w:r>
-      <w:proofErr w:type="spellEnd"/>
-      <w:r>
-        <w:rPr>
-          <w:rFonts w:ascii="Courier New" w:eastAsia="Courier New" w:hAnsi="Courier New" w:cs="Courier New"/>
-          <w:sz w:val="18"/>
-          <w:szCs w:val="18"/>
-        </w:rPr>
-        <w:t xml:space="preserve"> status;</w:t>
-      </w:r>
-    </w:p>
-    <w:p>
-      <w:pPr>
-        <w:keepNext/>
-        <w:keepLines/>
-        <w:spacing w:before="0" w:beforeAutospacing="0" w:after="0" w:afterAutospacing="0" w:line="240" w:lineRule="auto"/>
-        <w:ind w:left="703" w:firstLine="0"/>
-        <w:jc w:val="left"/>
-        <w:rPr>
-          <w:rFonts w:ascii="Courier New" w:eastAsia="Courier New" w:hAnsi="Courier New" w:cs="Courier New"/>
-          <w:sz w:val="18"/>
-          <w:szCs w:val="18"/>
-        </w:rPr>
-      </w:pPr>
-      <w:r>
-        <w:rPr>
-          <w:rFonts w:ascii="Courier New" w:eastAsia="Courier New" w:hAnsi="Courier New" w:cs="Courier New"/>
-          <w:sz w:val="18"/>
-          <w:szCs w:val="18"/>
-        </w:rPr>
-        <w:t xml:space="preserve">    </w:t>
-      </w:r>
-      <w:proofErr w:type="spellStart"/>
-      <w:r>
-        <w:rPr>
-          <w:rFonts w:ascii="Courier New" w:eastAsia="Courier New" w:hAnsi="Courier New" w:cs="Courier New"/>
-          <w:sz w:val="18"/>
-          <w:szCs w:val="18"/>
-        </w:rPr>
         <w:t>sleep</w:t>
       </w:r>
       <w:proofErr w:type="spellEnd"/>
@@ -13185,19 +13375,90 @@
       </w:r>
       <w:proofErr w:type="spellEnd"/>
       <w:r>
-        <w:t xml:space="preserve"> output </w:t>
-      </w:r>
-      <w:proofErr w:type="spellStart"/>
-      <w:r>
-        <w:t>discarded</w:t>
-      </w:r>
-      <w:proofErr w:type="spellEnd"/>
-      <w:r>
-        <w:t xml:space="preserve">, </w:t>
-      </w:r>
-      <w:proofErr w:type="spellStart"/>
-      <w:r>
-        <w:t>and</w:t>
+        <w:t xml:space="preserve"> standard output </w:t>
+      </w:r>
+      <w:proofErr w:type="spellStart"/>
+      <w:r>
+        <w:t>redirected</w:t>
+      </w:r>
+      <w:proofErr w:type="spellEnd"/>
+      <w:r>
+        <w:t xml:space="preserve"> </w:t>
+      </w:r>
+      <w:proofErr w:type="spellStart"/>
+      <w:r>
+        <w:t>to</w:t>
+      </w:r>
+      <w:proofErr w:type="spellEnd"/>
+      <w:r>
+        <w:t xml:space="preserve"> </w:t>
+      </w:r>
+      <w:r>
+        <w:rPr>
+          <w:rFonts w:ascii="Courier New" w:hAnsi="Courier New" w:cs="Courier New"/>
+          <w:sz w:val="20"/>
+          <w:szCs w:val="20"/>
+        </w:rPr>
+        <w:t>/</w:t>
+      </w:r>
+      <w:proofErr w:type="spellStart"/>
+      <w:r>
+        <w:rPr>
+          <w:rFonts w:ascii="Courier New" w:hAnsi="Courier New" w:cs="Courier New"/>
+          <w:sz w:val="20"/>
+          <w:szCs w:val="20"/>
+        </w:rPr>
+        <w:t>dev</w:t>
+      </w:r>
+      <w:proofErr w:type="spellEnd"/>
+      <w:r>
+        <w:rPr>
+          <w:rFonts w:ascii="Courier New" w:hAnsi="Courier New" w:cs="Courier New"/>
+          <w:sz w:val="20"/>
+          <w:szCs w:val="20"/>
+        </w:rPr>
+        <w:t>/</w:t>
+      </w:r>
+      <w:proofErr w:type="spellStart"/>
+      <w:r>
+        <w:rPr>
+          <w:rFonts w:ascii="Courier New" w:hAnsi="Courier New" w:cs="Courier New"/>
+          <w:sz w:val="20"/>
+          <w:szCs w:val="20"/>
+        </w:rPr>
+        <w:t>null</w:t>
+      </w:r>
+      <w:proofErr w:type="spellEnd"/>
+      <w:r>
+        <w:t xml:space="preserve">. The </w:t>
+      </w:r>
+      <w:proofErr w:type="spellStart"/>
+      <w:r>
+        <w:t>process</w:t>
+      </w:r>
+      <w:proofErr w:type="spellEnd"/>
+      <w:r>
+        <w:t xml:space="preserve"> table </w:t>
+      </w:r>
+      <w:proofErr w:type="spellStart"/>
+      <w:r>
+        <w:t>was</w:t>
+      </w:r>
+      <w:proofErr w:type="spellEnd"/>
+      <w:r>
+        <w:t xml:space="preserve"> </w:t>
+      </w:r>
+      <w:proofErr w:type="spellStart"/>
+      <w:r>
+        <w:t>printed</w:t>
+      </w:r>
+      <w:proofErr w:type="spellEnd"/>
+      <w:r>
+        <w:t xml:space="preserve"> </w:t>
+      </w:r>
+      <w:proofErr w:type="spellStart"/>
+      <w:r>
+        <w:t>while</w:t>
       </w:r>
       <w:proofErr w:type="spellEnd"/>
       <w:r>
@@ -13213,11 +13474,11 @@
       </w:r>
       <w:proofErr w:type="spellStart"/>
       <w:r>
-        <w:t>process</w:t>
-      </w:r>
-      <w:proofErr w:type="spellEnd"/>
-      <w:r>
-        <w:t xml:space="preserve"> table </w:t>
+        <w:t>parent</w:t>
+      </w:r>
+      <w:proofErr w:type="spellEnd"/>
+      <w:r>
+        <w:t xml:space="preserve"> </w:t>
       </w:r>
       <w:proofErr w:type="spellStart"/>
       <w:r>
@@ -13229,51 +13490,11 @@
       </w:r>
       <w:proofErr w:type="spellStart"/>
       <w:r>
-        <w:t>printed</w:t>
-      </w:r>
-      <w:proofErr w:type="spellEnd"/>
-      <w:r>
-        <w:t xml:space="preserve"> </w:t>
-      </w:r>
-      <w:proofErr w:type="spellStart"/>
-      <w:r>
-        <w:t>while</w:t>
-      </w:r>
-      <w:proofErr w:type="spellEnd"/>
-      <w:r>
-        <w:t xml:space="preserve"> </w:t>
-      </w:r>
-      <w:proofErr w:type="spellStart"/>
-      <w:r>
-        <w:t>the</w:t>
-      </w:r>
-      <w:proofErr w:type="spellEnd"/>
-      <w:r>
-        <w:t xml:space="preserve"> </w:t>
-      </w:r>
-      <w:proofErr w:type="spellStart"/>
-      <w:r>
-        <w:t>parent</w:t>
-      </w:r>
-      <w:proofErr w:type="spellEnd"/>
-      <w:r>
-        <w:t xml:space="preserve"> </w:t>
-      </w:r>
-      <w:proofErr w:type="spellStart"/>
-      <w:r>
-        <w:t>was</w:t>
-      </w:r>
-      <w:proofErr w:type="spellEnd"/>
-      <w:r>
-        <w:t xml:space="preserve"> </w:t>
-      </w:r>
-      <w:proofErr w:type="spellStart"/>
-      <w:r>
         <w:t>sleeping</w:t>
       </w:r>
       <w:proofErr w:type="spellEnd"/>
       <w:r>
-        <w:t>:</w:t>
+        <w:t>.</w:t>
       </w:r>
     </w:p>
     <w:p>
@@ -13773,86 +13994,542 @@
       <w:proofErr w:type="spellEnd"/>
     </w:p>
     <w:p>
-      <w:proofErr w:type="spellStart"/>
-      <w:r>
-        <w:t>After</w:t>
-      </w:r>
-      <w:proofErr w:type="spellEnd"/>
-      <w:r>
-        <w:t xml:space="preserve"> </w:t>
-      </w:r>
-      <w:proofErr w:type="spellStart"/>
-      <w:r>
-        <w:t>waiting</w:t>
-      </w:r>
-      <w:proofErr w:type="spellEnd"/>
-      <w:r>
-        <w:t xml:space="preserve"> 20 </w:t>
-      </w:r>
-      <w:proofErr w:type="spellStart"/>
-      <w:r>
-        <w:t>seconds</w:t>
-      </w:r>
-      <w:proofErr w:type="spellEnd"/>
+      <w:r>
+        <w:t xml:space="preserve">The output </w:t>
+      </w:r>
+      <w:proofErr w:type="spellStart"/>
+      <w:r>
+        <w:t>shows</w:t>
+      </w:r>
+      <w:proofErr w:type="spellEnd"/>
+      <w:r>
+        <w:t xml:space="preserve"> </w:t>
+      </w:r>
+      <w:proofErr w:type="spellStart"/>
+      <w:r>
+        <w:t>that</w:t>
+      </w:r>
+      <w:proofErr w:type="spellEnd"/>
+      <w:r>
+        <w:t xml:space="preserve"> </w:t>
+      </w:r>
+      <w:proofErr w:type="spellStart"/>
+      <w:r>
+        <w:t>the</w:t>
+      </w:r>
+      <w:proofErr w:type="spellEnd"/>
+      <w:r>
+        <w:t xml:space="preserve"> </w:t>
+      </w:r>
+      <w:proofErr w:type="spellStart"/>
+      <w:r>
+        <w:t>parent</w:t>
+      </w:r>
+      <w:proofErr w:type="spellEnd"/>
+      <w:r>
+        <w:t xml:space="preserve"> </w:t>
+      </w:r>
+      <w:proofErr w:type="spellStart"/>
+      <w:r>
+        <w:t>process</w:t>
+      </w:r>
+      <w:proofErr w:type="spellEnd"/>
+      <w:r>
+        <w:t xml:space="preserve"> </w:t>
+      </w:r>
+      <w:r>
+        <w:rPr>
+          <w:rFonts w:ascii="Courier New" w:hAnsi="Courier New" w:cs="Courier New"/>
+          <w:sz w:val="20"/>
+          <w:szCs w:val="20"/>
+        </w:rPr>
+        <w:t>./</w:t>
+      </w:r>
+      <w:proofErr w:type="spellStart"/>
+      <w:r>
+        <w:rPr>
+          <w:rFonts w:ascii="Courier New" w:hAnsi="Courier New" w:cs="Courier New"/>
+          <w:sz w:val="20"/>
+          <w:szCs w:val="20"/>
+        </w:rPr>
+        <w:t>zombie</w:t>
+      </w:r>
+      <w:proofErr w:type="spellEnd"/>
+      <w:r>
+        <w:t xml:space="preserve"> </w:t>
+      </w:r>
+      <w:proofErr w:type="spellStart"/>
+      <w:r>
+        <w:t>has</w:t>
+      </w:r>
+      <w:proofErr w:type="spellEnd"/>
+      <w:r>
+        <w:t xml:space="preserve"> PID 5997 </w:t>
+      </w:r>
+      <w:proofErr w:type="spellStart"/>
+      <w:r>
+        <w:t>and</w:t>
+      </w:r>
+      <w:proofErr w:type="spellEnd"/>
+      <w:r>
+        <w:t xml:space="preserve"> status S (</w:t>
+      </w:r>
+      <w:proofErr w:type="spellStart"/>
+      <w:r>
+        <w:t>sleeping</w:t>
+      </w:r>
+      <w:proofErr w:type="spellEnd"/>
+      <w:r>
+        <w:t xml:space="preserve">). </w:t>
+      </w:r>
+      <w:proofErr w:type="spellStart"/>
+      <w:r>
+        <w:t>Its</w:t>
+      </w:r>
+      <w:proofErr w:type="spellEnd"/>
+      <w:r>
+        <w:t xml:space="preserve"> </w:t>
+      </w:r>
+      <w:proofErr w:type="spellStart"/>
+      <w:r>
+        <w:t>child</w:t>
+      </w:r>
+      <w:proofErr w:type="spellEnd"/>
+      <w:r>
+        <w:t xml:space="preserve">, PID 5999, </w:t>
+      </w:r>
+      <w:proofErr w:type="spellStart"/>
+      <w:r>
+        <w:t>has</w:t>
+      </w:r>
+      <w:proofErr w:type="spellEnd"/>
+      <w:r>
+        <w:t xml:space="preserve"> status Z </w:t>
+      </w:r>
+      <w:proofErr w:type="spellStart"/>
+      <w:r>
+        <w:t>and</w:t>
+      </w:r>
+      <w:proofErr w:type="spellEnd"/>
+      <w:r>
+        <w:t xml:space="preserve"> </w:t>
+      </w:r>
+      <w:proofErr w:type="spellStart"/>
+      <w:r>
+        <w:t>appears</w:t>
+      </w:r>
+      <w:proofErr w:type="spellEnd"/>
+      <w:r>
+        <w:t xml:space="preserve"> as </w:t>
+      </w:r>
+      <w:r>
+        <w:rPr>
+          <w:rFonts w:ascii="Courier New" w:hAnsi="Courier New" w:cs="Courier New"/>
+          <w:sz w:val="20"/>
+          <w:szCs w:val="20"/>
+        </w:rPr>
+        <w:t>[</w:t>
+      </w:r>
+      <w:proofErr w:type="spellStart"/>
+      <w:r>
+        <w:rPr>
+          <w:rFonts w:ascii="Courier New" w:hAnsi="Courier New" w:cs="Courier New"/>
+          <w:sz w:val="20"/>
+          <w:szCs w:val="20"/>
+        </w:rPr>
+        <w:t>zombie</w:t>
+      </w:r>
+      <w:proofErr w:type="spellEnd"/>
+      <w:r>
+        <w:rPr>
+          <w:rFonts w:ascii="Courier New" w:hAnsi="Courier New" w:cs="Courier New"/>
+          <w:sz w:val="20"/>
+          <w:szCs w:val="20"/>
+        </w:rPr>
+        <w:t>] &lt;defunct&gt;</w:t>
+      </w:r>
       <w:r>
         <w:t xml:space="preserve">, </w:t>
       </w:r>
       <w:proofErr w:type="spellStart"/>
       <w:r>
+        <w:t>indicating</w:t>
+      </w:r>
+      <w:proofErr w:type="spellEnd"/>
+      <w:r>
+        <w:t xml:space="preserve"> </w:t>
+      </w:r>
+      <w:proofErr w:type="spellStart"/>
+      <w:r>
+        <w:t>that</w:t>
+      </w:r>
+      <w:proofErr w:type="spellEnd"/>
+      <w:r>
+        <w:t xml:space="preserve"> </w:t>
+      </w:r>
+      <w:proofErr w:type="spellStart"/>
+      <w:r>
         <w:t>the</w:t>
       </w:r>
       <w:proofErr w:type="spellEnd"/>
       <w:r>
-        <w:t xml:space="preserve"> same </w:t>
-      </w:r>
-      <w:proofErr w:type="spellStart"/>
-      <w:r>
-        <w:rPr>
-          <w:rStyle w:val="HTMLCode"/>
-        </w:rPr>
-        <w:t>ps</w:t>
-      </w:r>
-      <w:proofErr w:type="spellEnd"/>
-      <w:r>
-        <w:t xml:space="preserve"> </w:t>
-      </w:r>
-      <w:proofErr w:type="spellStart"/>
-      <w:r>
-        <w:t>command</w:t>
-      </w:r>
-      <w:proofErr w:type="spellEnd"/>
-      <w:r>
-        <w:t xml:space="preserve"> </w:t>
-      </w:r>
-      <w:proofErr w:type="spellStart"/>
-      <w:r>
-        <w:t>was</w:t>
-      </w:r>
-      <w:proofErr w:type="spellEnd"/>
-      <w:r>
-        <w:t xml:space="preserve"> </w:t>
-      </w:r>
-      <w:proofErr w:type="spellStart"/>
-      <w:r>
-        <w:t>run</w:t>
-      </w:r>
-      <w:proofErr w:type="spellEnd"/>
-      <w:r>
-        <w:t xml:space="preserve"> </w:t>
-      </w:r>
-      <w:proofErr w:type="spellStart"/>
-      <w:r>
-        <w:t>again</w:t>
-      </w:r>
-      <w:proofErr w:type="spellEnd"/>
-      <w:r>
-        <w:t>:</w:t>
+        <w:t xml:space="preserve"> </w:t>
+      </w:r>
+      <w:proofErr w:type="spellStart"/>
+      <w:r>
+        <w:t>child</w:t>
+      </w:r>
+      <w:proofErr w:type="spellEnd"/>
+      <w:r>
+        <w:t xml:space="preserve"> </w:t>
+      </w:r>
+      <w:proofErr w:type="spellStart"/>
+      <w:r>
+        <w:t>has</w:t>
+      </w:r>
+      <w:proofErr w:type="spellEnd"/>
+      <w:r>
+        <w:t xml:space="preserve"> </w:t>
+      </w:r>
+      <w:proofErr w:type="spellStart"/>
+      <w:r>
+        <w:t>terminated</w:t>
+      </w:r>
+      <w:proofErr w:type="spellEnd"/>
+      <w:r>
+        <w:t xml:space="preserve"> but </w:t>
+      </w:r>
+      <w:proofErr w:type="spellStart"/>
+      <w:r>
+        <w:t>has</w:t>
+      </w:r>
+      <w:proofErr w:type="spellEnd"/>
+      <w:r>
+        <w:t xml:space="preserve"> </w:t>
+      </w:r>
+      <w:proofErr w:type="spellStart"/>
+      <w:r>
+        <w:t>not</w:t>
+      </w:r>
+      <w:proofErr w:type="spellEnd"/>
+      <w:r>
+        <w:t xml:space="preserve"> </w:t>
+      </w:r>
+      <w:proofErr w:type="spellStart"/>
+      <w:r>
+        <w:t>yet</w:t>
+      </w:r>
+      <w:proofErr w:type="spellEnd"/>
+      <w:r>
+        <w:t xml:space="preserve"> </w:t>
+      </w:r>
+      <w:proofErr w:type="spellStart"/>
+      <w:r>
+        <w:t>been</w:t>
+      </w:r>
+      <w:proofErr w:type="spellEnd"/>
+      <w:r>
+        <w:t xml:space="preserve"> </w:t>
+      </w:r>
+      <w:proofErr w:type="spellStart"/>
+      <w:r>
+        <w:t>collected</w:t>
+      </w:r>
+      <w:proofErr w:type="spellEnd"/>
+      <w:r>
+        <w:t xml:space="preserve"> </w:t>
+      </w:r>
+      <w:proofErr w:type="spellStart"/>
+      <w:r>
+        <w:t>by</w:t>
+      </w:r>
+      <w:proofErr w:type="spellEnd"/>
+      <w:r>
+        <w:t xml:space="preserve"> </w:t>
+      </w:r>
+      <w:proofErr w:type="spellStart"/>
+      <w:r>
+        <w:t>the</w:t>
+      </w:r>
+      <w:proofErr w:type="spellEnd"/>
+      <w:r>
+        <w:t xml:space="preserve"> </w:t>
+      </w:r>
+      <w:proofErr w:type="spellStart"/>
+      <w:r>
+        <w:t>parent</w:t>
+      </w:r>
+      <w:proofErr w:type="spellEnd"/>
+      <w:r>
+        <w:t>.</w:t>
       </w:r>
     </w:p>
     <w:p>
-      <w:pPr>
-        <w:spacing w:before="0" w:beforeAutospacing="0" w:after="0" w:afterAutospacing="0"/>
-      </w:pPr>
+      <w:r>
+        <w:t xml:space="preserve">The </w:t>
+      </w:r>
+      <w:proofErr w:type="spellStart"/>
+      <w:r>
+        <w:t>message</w:t>
+      </w:r>
+      <w:proofErr w:type="spellEnd"/>
+      <w:r>
+        <w:t xml:space="preserve"> </w:t>
+      </w:r>
+      <w:proofErr w:type="spellStart"/>
+      <w:r>
+        <w:rPr>
+          <w:rFonts w:ascii="Courier New" w:hAnsi="Courier New" w:cs="Courier New"/>
+          <w:sz w:val="20"/>
+          <w:szCs w:val="20"/>
+        </w:rPr>
+        <w:t>exec</w:t>
+      </w:r>
+      <w:proofErr w:type="spellEnd"/>
+      <w:r>
+        <w:rPr>
+          <w:rFonts w:ascii="Courier New" w:hAnsi="Courier New" w:cs="Courier New"/>
+          <w:sz w:val="20"/>
+          <w:szCs w:val="20"/>
+        </w:rPr>
+        <w:t xml:space="preserve">: No </w:t>
+      </w:r>
+      <w:proofErr w:type="spellStart"/>
+      <w:r>
+        <w:rPr>
+          <w:rFonts w:ascii="Courier New" w:hAnsi="Courier New" w:cs="Courier New"/>
+          <w:sz w:val="20"/>
+          <w:szCs w:val="20"/>
+        </w:rPr>
+        <w:t>such</w:t>
+      </w:r>
+      <w:proofErr w:type="spellEnd"/>
+      <w:r>
+        <w:rPr>
+          <w:rFonts w:ascii="Courier New" w:hAnsi="Courier New" w:cs="Courier New"/>
+          <w:sz w:val="20"/>
+          <w:szCs w:val="20"/>
+        </w:rPr>
+        <w:t xml:space="preserve"> file or </w:t>
+      </w:r>
+      <w:proofErr w:type="spellStart"/>
+      <w:r>
+        <w:rPr>
+          <w:rFonts w:ascii="Courier New" w:hAnsi="Courier New" w:cs="Courier New"/>
+          <w:sz w:val="20"/>
+          <w:szCs w:val="20"/>
+        </w:rPr>
+        <w:t>directory</w:t>
+      </w:r>
+      <w:proofErr w:type="spellEnd"/>
+      <w:r>
+        <w:t xml:space="preserve"> </w:t>
+      </w:r>
+      <w:proofErr w:type="spellStart"/>
+      <w:r>
+        <w:t>indicates</w:t>
+      </w:r>
+      <w:proofErr w:type="spellEnd"/>
+      <w:r>
+        <w:t xml:space="preserve"> </w:t>
+      </w:r>
+      <w:proofErr w:type="spellStart"/>
+      <w:r>
+        <w:t>that</w:t>
+      </w:r>
+      <w:proofErr w:type="spellEnd"/>
+      <w:r>
+        <w:t xml:space="preserve"> </w:t>
+      </w:r>
+      <w:proofErr w:type="spellStart"/>
+      <w:r>
+        <w:t>the</w:t>
+      </w:r>
+      <w:proofErr w:type="spellEnd"/>
+      <w:r>
+        <w:t xml:space="preserve"> </w:t>
+      </w:r>
+      <w:proofErr w:type="spellStart"/>
+      <w:r>
+        <w:t>child's</w:t>
+      </w:r>
+      <w:proofErr w:type="spellEnd"/>
+      <w:r>
+        <w:t xml:space="preserve"> </w:t>
+      </w:r>
+      <w:proofErr w:type="spellStart"/>
+      <w:r>
+        <w:t>attempt</w:t>
+      </w:r>
+      <w:proofErr w:type="spellEnd"/>
+      <w:r>
+        <w:t xml:space="preserve"> </w:t>
+      </w:r>
+      <w:proofErr w:type="spellStart"/>
+      <w:r>
+        <w:t>to</w:t>
+      </w:r>
+      <w:proofErr w:type="spellEnd"/>
+      <w:r>
+        <w:t xml:space="preserve"> execute </w:t>
+      </w:r>
+      <w:proofErr w:type="spellStart"/>
+      <w:r>
+        <w:t>another</w:t>
+      </w:r>
+      <w:proofErr w:type="spellEnd"/>
+      <w:r>
+        <w:t xml:space="preserve"> program </w:t>
+      </w:r>
+      <w:proofErr w:type="spellStart"/>
+      <w:r>
+        <w:t>failed</w:t>
+      </w:r>
+      <w:proofErr w:type="spellEnd"/>
+      <w:r>
+        <w:t xml:space="preserve">. </w:t>
+      </w:r>
+      <w:proofErr w:type="spellStart"/>
+      <w:r>
+        <w:t>However</w:t>
+      </w:r>
+      <w:proofErr w:type="spellEnd"/>
+      <w:r>
+        <w:t xml:space="preserve">, </w:t>
+      </w:r>
+      <w:proofErr w:type="spellStart"/>
+      <w:r>
+        <w:t>the</w:t>
+      </w:r>
+      <w:proofErr w:type="spellEnd"/>
+      <w:r>
+        <w:t xml:space="preserve"> </w:t>
+      </w:r>
+      <w:proofErr w:type="spellStart"/>
+      <w:r>
+        <w:t>child</w:t>
+      </w:r>
+      <w:proofErr w:type="spellEnd"/>
+      <w:r>
+        <w:t xml:space="preserve"> </w:t>
+      </w:r>
+      <w:proofErr w:type="spellStart"/>
+      <w:r>
+        <w:t>still</w:t>
+      </w:r>
+      <w:proofErr w:type="spellEnd"/>
+      <w:r>
+        <w:t xml:space="preserve"> </w:t>
+      </w:r>
+      <w:proofErr w:type="spellStart"/>
+      <w:r>
+        <w:t>terminated</w:t>
+      </w:r>
+      <w:proofErr w:type="spellEnd"/>
+      <w:r>
+        <w:t xml:space="preserve"> </w:t>
+      </w:r>
+      <w:proofErr w:type="spellStart"/>
+      <w:r>
+        <w:t>and</w:t>
+      </w:r>
+      <w:proofErr w:type="spellEnd"/>
+      <w:r>
+        <w:t xml:space="preserve"> </w:t>
+      </w:r>
+      <w:proofErr w:type="spellStart"/>
+      <w:r>
+        <w:t>became</w:t>
+      </w:r>
+      <w:proofErr w:type="spellEnd"/>
+      <w:r>
+        <w:t xml:space="preserve"> a </w:t>
+      </w:r>
+      <w:proofErr w:type="spellStart"/>
+      <w:r>
+        <w:t>zombie</w:t>
+      </w:r>
+      <w:proofErr w:type="spellEnd"/>
+      <w:r>
+        <w:t xml:space="preserve"> </w:t>
+      </w:r>
+      <w:proofErr w:type="spellStart"/>
+      <w:r>
+        <w:t>because</w:t>
+      </w:r>
+      <w:proofErr w:type="spellEnd"/>
+      <w:r>
+        <w:t xml:space="preserve"> </w:t>
+      </w:r>
+      <w:proofErr w:type="spellStart"/>
+      <w:r>
+        <w:t>the</w:t>
+      </w:r>
+      <w:proofErr w:type="spellEnd"/>
+      <w:r>
+        <w:t xml:space="preserve"> </w:t>
+      </w:r>
+      <w:proofErr w:type="spellStart"/>
+      <w:r>
+        <w:t>parent</w:t>
+      </w:r>
+      <w:proofErr w:type="spellEnd"/>
+      <w:r>
+        <w:t xml:space="preserve"> </w:t>
+      </w:r>
+      <w:proofErr w:type="spellStart"/>
+      <w:r>
+        <w:t>had</w:t>
+      </w:r>
+      <w:proofErr w:type="spellEnd"/>
+      <w:r>
+        <w:t xml:space="preserve"> </w:t>
+      </w:r>
+      <w:proofErr w:type="spellStart"/>
+      <w:r>
+        <w:t>not</w:t>
+      </w:r>
+      <w:proofErr w:type="spellEnd"/>
+      <w:r>
+        <w:t xml:space="preserve"> </w:t>
+      </w:r>
+      <w:proofErr w:type="spellStart"/>
+      <w:r>
+        <w:t>yet</w:t>
+      </w:r>
+      <w:proofErr w:type="spellEnd"/>
+      <w:r>
+        <w:t xml:space="preserve"> </w:t>
+      </w:r>
+      <w:proofErr w:type="spellStart"/>
+      <w:r>
+        <w:t>called</w:t>
+      </w:r>
+      <w:proofErr w:type="spellEnd"/>
+      <w:r>
+        <w:t xml:space="preserve"> </w:t>
+      </w:r>
+      <w:proofErr w:type="spellStart"/>
+      <w:r>
+        <w:rPr>
+          <w:rFonts w:ascii="Courier New" w:hAnsi="Courier New" w:cs="Courier New"/>
+          <w:sz w:val="20"/>
+          <w:szCs w:val="20"/>
+        </w:rPr>
+        <w:t>waitpid</w:t>
+      </w:r>
+      <w:proofErr w:type="spellEnd"/>
+      <w:r>
+        <w:rPr>
+          <w:rFonts w:ascii="Courier New" w:hAnsi="Courier New" w:cs="Courier New"/>
+          <w:sz w:val="20"/>
+          <w:szCs w:val="20"/>
+        </w:rPr>
+        <w:t>()</w:t>
+      </w:r>
+      <w:r>
+        <w:t>.</w:t>
+      </w:r>
     </w:p>
     <w:p>
       <w:pPr>
@@ -14120,836 +14797,1242 @@
       <w:proofErr w:type="spellEnd"/>
     </w:p>
     <w:p>
-      <w:pPr>
-        <w:keepNext/>
-        <w:spacing w:line="254" w:lineRule="auto"/>
-        <w:ind w:left="703"/>
-      </w:pPr>
-      <w:proofErr w:type="spellStart"/>
-      <w:r>
-        <w:rPr>
-          <w:i/>
-        </w:rPr>
-        <w:t>Observations</w:t>
-      </w:r>
-      <w:proofErr w:type="spellEnd"/>
-      <w:r>
-        <w:rPr>
-          <w:i/>
-        </w:rPr>
-        <w:t>:</w:t>
+      <w:proofErr w:type="spellStart"/>
+      <w:r>
+        <w:t>After</w:t>
+      </w:r>
+      <w:proofErr w:type="spellEnd"/>
+      <w:r>
+        <w:t xml:space="preserve"> </w:t>
+      </w:r>
+      <w:proofErr w:type="spellStart"/>
+      <w:r>
+        <w:t>approximately</w:t>
+      </w:r>
+      <w:proofErr w:type="spellEnd"/>
+      <w:r>
+        <w:t xml:space="preserve"> 20 </w:t>
+      </w:r>
+      <w:proofErr w:type="spellStart"/>
+      <w:r>
+        <w:t>seconds</w:t>
+      </w:r>
+      <w:proofErr w:type="spellEnd"/>
+      <w:r>
+        <w:t xml:space="preserve">, </w:t>
+      </w:r>
+      <w:proofErr w:type="spellStart"/>
+      <w:r>
+        <w:t>the</w:t>
+      </w:r>
+      <w:proofErr w:type="spellEnd"/>
+      <w:r>
+        <w:t xml:space="preserve"> </w:t>
+      </w:r>
+      <w:proofErr w:type="spellStart"/>
+      <w:r>
+        <w:rPr>
+          <w:rFonts w:ascii="Courier New" w:hAnsi="Courier New" w:cs="Courier New"/>
+          <w:sz w:val="20"/>
+          <w:szCs w:val="20"/>
+        </w:rPr>
+        <w:t>ps</w:t>
+      </w:r>
+      <w:proofErr w:type="spellEnd"/>
+      <w:r>
+        <w:rPr>
+          <w:rFonts w:ascii="Courier New" w:hAnsi="Courier New" w:cs="Courier New"/>
+          <w:sz w:val="20"/>
+          <w:szCs w:val="20"/>
+        </w:rPr>
+        <w:t xml:space="preserve"> -o </w:t>
+      </w:r>
+      <w:proofErr w:type="spellStart"/>
+      <w:r>
+        <w:rPr>
+          <w:rFonts w:ascii="Courier New" w:hAnsi="Courier New" w:cs="Courier New"/>
+          <w:sz w:val="20"/>
+          <w:szCs w:val="20"/>
+        </w:rPr>
+        <w:t>pid,ppid,stat,cmd</w:t>
+      </w:r>
+      <w:proofErr w:type="spellEnd"/>
+      <w:r>
+        <w:t xml:space="preserve"> </w:t>
+      </w:r>
+      <w:proofErr w:type="spellStart"/>
+      <w:r>
+        <w:t>command</w:t>
+      </w:r>
+      <w:proofErr w:type="spellEnd"/>
+      <w:r>
+        <w:t xml:space="preserve"> </w:t>
+      </w:r>
+      <w:proofErr w:type="spellStart"/>
+      <w:r>
+        <w:t>was</w:t>
+      </w:r>
+      <w:proofErr w:type="spellEnd"/>
+      <w:r>
+        <w:t xml:space="preserve"> </w:t>
+      </w:r>
+      <w:proofErr w:type="spellStart"/>
+      <w:r>
+        <w:t>executed</w:t>
+      </w:r>
+      <w:proofErr w:type="spellEnd"/>
+      <w:r>
+        <w:t xml:space="preserve"> </w:t>
+      </w:r>
+      <w:proofErr w:type="spellStart"/>
+      <w:r>
+        <w:t>again</w:t>
+      </w:r>
+      <w:proofErr w:type="spellEnd"/>
+      <w:r>
+        <w:t xml:space="preserve">. The output </w:t>
+      </w:r>
+      <w:proofErr w:type="spellStart"/>
+      <w:r>
+        <w:t>shows</w:t>
+      </w:r>
+      <w:proofErr w:type="spellEnd"/>
+      <w:r>
+        <w:t xml:space="preserve"> </w:t>
+      </w:r>
+      <w:proofErr w:type="spellStart"/>
+      <w:r>
+        <w:t>only</w:t>
+      </w:r>
+      <w:proofErr w:type="spellEnd"/>
+      <w:r>
+        <w:t xml:space="preserve"> </w:t>
+      </w:r>
+      <w:proofErr w:type="spellStart"/>
+      <w:r>
+        <w:t>the</w:t>
+      </w:r>
+      <w:proofErr w:type="spellEnd"/>
+      <w:r>
+        <w:t xml:space="preserve"> </w:t>
+      </w:r>
+      <w:proofErr w:type="spellStart"/>
+      <w:r>
+        <w:t>Bash</w:t>
+      </w:r>
+      <w:proofErr w:type="spellEnd"/>
+      <w:r>
+        <w:t xml:space="preserve"> </w:t>
+      </w:r>
+      <w:proofErr w:type="spellStart"/>
+      <w:r>
+        <w:t>shell</w:t>
+      </w:r>
+      <w:proofErr w:type="spellEnd"/>
+      <w:r>
+        <w:t xml:space="preserve"> (PID 4862) </w:t>
+      </w:r>
+      <w:proofErr w:type="spellStart"/>
+      <w:r>
+        <w:t>and</w:t>
+      </w:r>
+      <w:proofErr w:type="spellEnd"/>
+      <w:r>
+        <w:t xml:space="preserve"> </w:t>
+      </w:r>
+      <w:proofErr w:type="spellStart"/>
+      <w:r>
+        <w:t>the</w:t>
+      </w:r>
+      <w:proofErr w:type="spellEnd"/>
+      <w:r>
+        <w:t xml:space="preserve"> </w:t>
+      </w:r>
+      <w:proofErr w:type="spellStart"/>
+      <w:r>
+        <w:rPr>
+          <w:rFonts w:ascii="Courier New" w:hAnsi="Courier New" w:cs="Courier New"/>
+          <w:sz w:val="20"/>
+          <w:szCs w:val="20"/>
+        </w:rPr>
+        <w:t>ps</w:t>
+      </w:r>
+      <w:proofErr w:type="spellEnd"/>
+      <w:r>
+        <w:t xml:space="preserve"> </w:t>
+      </w:r>
+      <w:proofErr w:type="spellStart"/>
+      <w:r>
+        <w:t>command</w:t>
+      </w:r>
+      <w:proofErr w:type="spellEnd"/>
+      <w:r>
+        <w:t xml:space="preserve"> (PID 6345). The </w:t>
+      </w:r>
+      <w:proofErr w:type="spellStart"/>
+      <w:r>
+        <w:t>parent</w:t>
+      </w:r>
+      <w:proofErr w:type="spellEnd"/>
+      <w:r>
+        <w:t xml:space="preserve"> </w:t>
+      </w:r>
+      <w:proofErr w:type="spellStart"/>
+      <w:r>
+        <w:t>process</w:t>
+      </w:r>
+      <w:proofErr w:type="spellEnd"/>
+      <w:r>
+        <w:t xml:space="preserve"> </w:t>
+      </w:r>
+      <w:r>
+        <w:rPr>
+          <w:rFonts w:ascii="Courier New" w:hAnsi="Courier New" w:cs="Courier New"/>
+          <w:sz w:val="20"/>
+          <w:szCs w:val="20"/>
+        </w:rPr>
+        <w:t>./</w:t>
+      </w:r>
+      <w:proofErr w:type="spellStart"/>
+      <w:r>
+        <w:rPr>
+          <w:rFonts w:ascii="Courier New" w:hAnsi="Courier New" w:cs="Courier New"/>
+          <w:sz w:val="20"/>
+          <w:szCs w:val="20"/>
+        </w:rPr>
+        <w:t>zombie</w:t>
+      </w:r>
+      <w:proofErr w:type="spellEnd"/>
+      <w:r>
+        <w:t xml:space="preserve"> (PID 5997) </w:t>
+      </w:r>
+      <w:proofErr w:type="spellStart"/>
+      <w:r>
+        <w:t>and</w:t>
+      </w:r>
+      <w:proofErr w:type="spellEnd"/>
+      <w:r>
+        <w:t xml:space="preserve"> </w:t>
+      </w:r>
+      <w:proofErr w:type="spellStart"/>
+      <w:r>
+        <w:t>its</w:t>
+      </w:r>
+      <w:proofErr w:type="spellEnd"/>
+      <w:r>
+        <w:t xml:space="preserve"> </w:t>
+      </w:r>
+      <w:proofErr w:type="spellStart"/>
+      <w:r>
+        <w:t>zombie</w:t>
+      </w:r>
+      <w:proofErr w:type="spellEnd"/>
+      <w:r>
+        <w:t xml:space="preserve"> </w:t>
+      </w:r>
+      <w:proofErr w:type="spellStart"/>
+      <w:r>
+        <w:t>child</w:t>
+      </w:r>
+      <w:proofErr w:type="spellEnd"/>
+      <w:r>
+        <w:t xml:space="preserve"> (PID 5999) are </w:t>
+      </w:r>
+      <w:proofErr w:type="spellStart"/>
+      <w:r>
+        <w:t>no</w:t>
+      </w:r>
+      <w:proofErr w:type="spellEnd"/>
+      <w:r>
+        <w:t xml:space="preserve"> </w:t>
+      </w:r>
+      <w:proofErr w:type="spellStart"/>
+      <w:r>
+        <w:t>longer</w:t>
+      </w:r>
+      <w:proofErr w:type="spellEnd"/>
+      <w:r>
+        <w:t xml:space="preserve"> </w:t>
+      </w:r>
+      <w:proofErr w:type="spellStart"/>
+      <w:r>
+        <w:t>present</w:t>
+      </w:r>
+      <w:proofErr w:type="spellEnd"/>
+      <w:r>
+        <w:t>.</w:t>
+      </w:r>
+    </w:p>
+    <w:p>
+      <w:proofErr w:type="spellStart"/>
+      <w:r>
+        <w:t>This</w:t>
+      </w:r>
+      <w:proofErr w:type="spellEnd"/>
+      <w:r>
+        <w:t xml:space="preserve"> </w:t>
+      </w:r>
+      <w:proofErr w:type="spellStart"/>
+      <w:r>
+        <w:t>confirms</w:t>
+      </w:r>
+      <w:proofErr w:type="spellEnd"/>
+      <w:r>
+        <w:t xml:space="preserve"> </w:t>
+      </w:r>
+      <w:proofErr w:type="spellStart"/>
+      <w:r>
+        <w:t>that</w:t>
+      </w:r>
+      <w:proofErr w:type="spellEnd"/>
+      <w:r>
+        <w:t xml:space="preserve"> </w:t>
+      </w:r>
+      <w:proofErr w:type="spellStart"/>
+      <w:r>
+        <w:t>the</w:t>
+      </w:r>
+      <w:proofErr w:type="spellEnd"/>
+      <w:r>
+        <w:t xml:space="preserve"> </w:t>
+      </w:r>
+      <w:proofErr w:type="spellStart"/>
+      <w:r>
+        <w:t>parent</w:t>
+      </w:r>
+      <w:proofErr w:type="spellEnd"/>
+      <w:r>
+        <w:t xml:space="preserve"> </w:t>
+      </w:r>
+      <w:proofErr w:type="spellStart"/>
+      <w:r>
+        <w:t>collected</w:t>
+      </w:r>
+      <w:proofErr w:type="spellEnd"/>
+      <w:r>
+        <w:t xml:space="preserve"> </w:t>
+      </w:r>
+      <w:proofErr w:type="spellStart"/>
+      <w:r>
+        <w:t>the</w:t>
+      </w:r>
+      <w:proofErr w:type="spellEnd"/>
+      <w:r>
+        <w:t xml:space="preserve"> </w:t>
+      </w:r>
+      <w:proofErr w:type="spellStart"/>
+      <w:r>
+        <w:t>terminated</w:t>
+      </w:r>
+      <w:proofErr w:type="spellEnd"/>
+      <w:r>
+        <w:t xml:space="preserve"> </w:t>
+      </w:r>
+      <w:proofErr w:type="spellStart"/>
+      <w:r>
+        <w:t>child</w:t>
+      </w:r>
+      <w:proofErr w:type="spellEnd"/>
+      <w:r>
+        <w:t xml:space="preserve"> </w:t>
+      </w:r>
+      <w:proofErr w:type="spellStart"/>
+      <w:r>
+        <w:t>using</w:t>
+      </w:r>
+      <w:proofErr w:type="spellEnd"/>
+      <w:r>
+        <w:t xml:space="preserve"> </w:t>
+      </w:r>
+      <w:proofErr w:type="spellStart"/>
+      <w:r>
+        <w:rPr>
+          <w:rFonts w:ascii="Courier New" w:hAnsi="Courier New" w:cs="Courier New"/>
+          <w:sz w:val="20"/>
+          <w:szCs w:val="20"/>
+        </w:rPr>
+        <w:t>waitpid</w:t>
+      </w:r>
+      <w:proofErr w:type="spellEnd"/>
+      <w:r>
+        <w:rPr>
+          <w:rFonts w:ascii="Courier New" w:hAnsi="Courier New" w:cs="Courier New"/>
+          <w:sz w:val="20"/>
+          <w:szCs w:val="20"/>
+        </w:rPr>
+        <w:t>()</w:t>
+      </w:r>
+      <w:r>
+        <w:t xml:space="preserve">, </w:t>
+      </w:r>
+      <w:proofErr w:type="spellStart"/>
+      <w:r>
+        <w:t>removing</w:t>
+      </w:r>
+      <w:proofErr w:type="spellEnd"/>
+      <w:r>
+        <w:t xml:space="preserve"> </w:t>
+      </w:r>
+      <w:proofErr w:type="spellStart"/>
+      <w:r>
+        <w:t>its</w:t>
+      </w:r>
+      <w:proofErr w:type="spellEnd"/>
+      <w:r>
+        <w:t xml:space="preserve"> </w:t>
+      </w:r>
+      <w:proofErr w:type="spellStart"/>
+      <w:r>
+        <w:t>zombie</w:t>
+      </w:r>
+      <w:proofErr w:type="spellEnd"/>
+      <w:r>
+        <w:t xml:space="preserve"> </w:t>
+      </w:r>
+      <w:proofErr w:type="spellStart"/>
+      <w:r>
+        <w:t>entry</w:t>
+      </w:r>
+      <w:proofErr w:type="spellEnd"/>
+      <w:r>
+        <w:t xml:space="preserve"> </w:t>
+      </w:r>
+      <w:proofErr w:type="spellStart"/>
+      <w:r>
+        <w:t>from</w:t>
+      </w:r>
+      <w:proofErr w:type="spellEnd"/>
+      <w:r>
+        <w:t xml:space="preserve"> </w:t>
+      </w:r>
+      <w:proofErr w:type="spellStart"/>
+      <w:r>
+        <w:t>the</w:t>
+      </w:r>
+      <w:proofErr w:type="spellEnd"/>
+      <w:r>
+        <w:t xml:space="preserve"> </w:t>
+      </w:r>
+      <w:proofErr w:type="spellStart"/>
+      <w:r>
+        <w:t>process</w:t>
+      </w:r>
+      <w:proofErr w:type="spellEnd"/>
+      <w:r>
+        <w:t xml:space="preserve"> table. The </w:t>
+      </w:r>
+      <w:proofErr w:type="spellStart"/>
+      <w:r>
+        <w:t>parent</w:t>
+      </w:r>
+      <w:proofErr w:type="spellEnd"/>
+      <w:r>
+        <w:t xml:space="preserve"> </w:t>
+      </w:r>
+      <w:proofErr w:type="spellStart"/>
+      <w:r>
+        <w:t>then</w:t>
+      </w:r>
+      <w:proofErr w:type="spellEnd"/>
+      <w:r>
+        <w:t xml:space="preserve"> </w:t>
+      </w:r>
+      <w:proofErr w:type="spellStart"/>
+      <w:r>
+        <w:t>finished</w:t>
+      </w:r>
+      <w:proofErr w:type="spellEnd"/>
+      <w:r>
+        <w:t xml:space="preserve"> </w:t>
+      </w:r>
+      <w:proofErr w:type="spellStart"/>
+      <w:r>
+        <w:t>execution</w:t>
+      </w:r>
+      <w:proofErr w:type="spellEnd"/>
+      <w:r>
+        <w:t xml:space="preserve"> as </w:t>
+      </w:r>
+      <w:proofErr w:type="spellStart"/>
+      <w:r>
+        <w:t>well</w:t>
+      </w:r>
+      <w:proofErr w:type="spellEnd"/>
+      <w:r>
+        <w:t>.</w:t>
       </w:r>
     </w:p>
     <w:p>
       <w:pPr>
-        <w:pStyle w:val="ListParagraph"/>
-        <w:numPr>
-          <w:ilvl w:val="0"/>
-          <w:numId w:val="4"/>
-        </w:numPr>
-        <w:rPr>
-          <w:color w:val="auto"/>
+        <w:spacing w:before="0" w:beforeAutospacing="0" w:after="0" w:afterAutospacing="0"/>
+        <w:jc w:val="center"/>
+        <w:rPr>
+          <w:i/>
+          <w:iCs/>
+          <w:color w:val="4472C4" w:themeColor="accent1"/>
+          <w:sz w:val="18"/>
+          <w:szCs w:val="18"/>
         </w:rPr>
       </w:pPr>
-      <w:r>
-        <w:rPr>
-          <w:i/>
-        </w:rPr>
-        <w:t xml:space="preserve">The </w:t>
-      </w:r>
-      <w:proofErr w:type="spellStart"/>
-      <w:r>
-        <w:rPr>
-          <w:i/>
-        </w:rPr>
-        <w:t>letter</w:t>
-      </w:r>
-      <w:proofErr w:type="spellEnd"/>
-      <w:r>
-        <w:rPr>
-          <w:i/>
-        </w:rPr>
-        <w:t xml:space="preserve"> in </w:t>
-      </w:r>
-      <w:proofErr w:type="spellStart"/>
-      <w:r>
-        <w:rPr>
-          <w:i/>
-        </w:rPr>
-        <w:t>the</w:t>
-      </w:r>
-      <w:proofErr w:type="spellEnd"/>
-      <w:r>
-        <w:rPr>
-          <w:i/>
-        </w:rPr>
-        <w:t xml:space="preserve"> STAT </w:t>
-      </w:r>
-      <w:proofErr w:type="spellStart"/>
-      <w:r>
-        <w:rPr>
-          <w:i/>
-        </w:rPr>
-        <w:t>column</w:t>
-      </w:r>
-      <w:proofErr w:type="spellEnd"/>
-      <w:r>
-        <w:rPr>
-          <w:i/>
-        </w:rPr>
-        <w:t>.</w:t>
-      </w:r>
-      <w:r>
-        <w:t xml:space="preserve"> </w:t>
-      </w:r>
-      <w:proofErr w:type="spellStart"/>
-      <w:r>
-        <w:rPr>
-          <w:rStyle w:val="HTMLCode"/>
-        </w:rPr>
-        <w:t>ls</w:t>
-      </w:r>
-      <w:proofErr w:type="spellEnd"/>
-      <w:r>
-        <w:t xml:space="preserve"> </w:t>
-      </w:r>
-      <w:proofErr w:type="spellStart"/>
-      <w:r>
-        <w:t>appears</w:t>
-      </w:r>
-      <w:proofErr w:type="spellEnd"/>
-      <w:r>
-        <w:t xml:space="preserve"> as </w:t>
-      </w:r>
-      <w:r>
-        <w:rPr>
-          <w:i/>
-        </w:rPr>
-        <w:t>[</w:t>
-      </w:r>
-      <w:proofErr w:type="spellStart"/>
-      <w:r>
-        <w:rPr>
-          <w:i/>
-        </w:rPr>
-        <w:t>ls</w:t>
-      </w:r>
-      <w:proofErr w:type="spellEnd"/>
-      <w:r>
-        <w:rPr>
-          <w:i/>
-        </w:rPr>
-        <w:t>] &lt;defunct&gt;</w:t>
-      </w:r>
-      <w:r>
-        <w:t xml:space="preserve"> </w:t>
-      </w:r>
-      <w:proofErr w:type="spellStart"/>
-      <w:r>
-        <w:t>with</w:t>
-      </w:r>
-      <w:proofErr w:type="spellEnd"/>
-      <w:r>
-        <w:t xml:space="preserve"> </w:t>
-      </w:r>
-      <w:proofErr w:type="spellStart"/>
-      <w:r>
-        <w:t>the</w:t>
-      </w:r>
-      <w:proofErr w:type="spellEnd"/>
-      <w:r>
-        <w:t xml:space="preserve"> </w:t>
-      </w:r>
-      <w:proofErr w:type="spellStart"/>
-      <w:r>
-        <w:t>letter</w:t>
-      </w:r>
-      <w:proofErr w:type="spellEnd"/>
-      <w:r>
-        <w:t xml:space="preserve"> </w:t>
-      </w:r>
-      <w:r>
-        <w:rPr>
-          <w:i/>
-        </w:rPr>
-        <w:t>Z</w:t>
-      </w:r>
-      <w:r>
-        <w:t xml:space="preserve">, </w:t>
-      </w:r>
-      <w:proofErr w:type="spellStart"/>
-      <w:r>
-        <w:t>which</w:t>
-      </w:r>
-      <w:proofErr w:type="spellEnd"/>
-      <w:r>
-        <w:t xml:space="preserve"> </w:t>
-      </w:r>
-      <w:proofErr w:type="spellStart"/>
-      <w:r>
-        <w:t>means</w:t>
-      </w:r>
-      <w:proofErr w:type="spellEnd"/>
-      <w:r>
-        <w:t xml:space="preserve"> </w:t>
-      </w:r>
-      <w:proofErr w:type="spellStart"/>
-      <w:r>
-        <w:rPr>
-          <w:i/>
-        </w:rPr>
-        <w:t>zombie</w:t>
-      </w:r>
-      <w:proofErr w:type="spellEnd"/>
-      <w:r>
-        <w:t xml:space="preserve"> (defunct). </w:t>
-      </w:r>
-      <w:proofErr w:type="spellStart"/>
-      <w:r>
-        <w:rPr>
-          <w:rStyle w:val="HTMLCode"/>
-        </w:rPr>
-        <w:t>ls</w:t>
-      </w:r>
-      <w:proofErr w:type="spellEnd"/>
-      <w:r>
-        <w:t xml:space="preserve"> </w:t>
-      </w:r>
-      <w:proofErr w:type="spellStart"/>
-      <w:r>
-        <w:t>produced</w:t>
-      </w:r>
-      <w:proofErr w:type="spellEnd"/>
-      <w:r>
-        <w:t xml:space="preserve"> </w:t>
-      </w:r>
-      <w:proofErr w:type="spellStart"/>
-      <w:r>
-        <w:t>its</w:t>
-      </w:r>
-      <w:proofErr w:type="spellEnd"/>
-      <w:r>
-        <w:t xml:space="preserve"> listing in a </w:t>
-      </w:r>
-      <w:proofErr w:type="spellStart"/>
-      <w:r>
-        <w:t>fraction</w:t>
-      </w:r>
-      <w:proofErr w:type="spellEnd"/>
-      <w:r>
-        <w:t xml:space="preserve"> of a </w:t>
-      </w:r>
-      <w:proofErr w:type="spellStart"/>
-      <w:r>
-        <w:t>second</w:t>
-      </w:r>
-      <w:proofErr w:type="spellEnd"/>
-      <w:r>
-        <w:t xml:space="preserve"> </w:t>
-      </w:r>
-      <w:proofErr w:type="spellStart"/>
-      <w:r>
-        <w:t>and</w:t>
-      </w:r>
-      <w:proofErr w:type="spellEnd"/>
-      <w:r>
-        <w:t xml:space="preserve"> </w:t>
-      </w:r>
-      <w:proofErr w:type="spellStart"/>
-      <w:r>
-        <w:t>terminated</w:t>
-      </w:r>
-      <w:proofErr w:type="spellEnd"/>
-      <w:r>
-        <w:t xml:space="preserve">, but </w:t>
-      </w:r>
-      <w:proofErr w:type="spellStart"/>
-      <w:r>
-        <w:t>its</w:t>
-      </w:r>
-      <w:proofErr w:type="spellEnd"/>
-      <w:r>
-        <w:t xml:space="preserve"> </w:t>
-      </w:r>
-      <w:proofErr w:type="spellStart"/>
-      <w:r>
-        <w:t>parent</w:t>
-      </w:r>
-      <w:proofErr w:type="spellEnd"/>
-      <w:r>
-        <w:t xml:space="preserve"> </w:t>
-      </w:r>
-      <w:r>
-        <w:rPr>
-          <w:rStyle w:val="HTMLCode"/>
-        </w:rPr>
-        <w:t>./</w:t>
-      </w:r>
-      <w:proofErr w:type="spellStart"/>
-      <w:r>
-        <w:rPr>
-          <w:rStyle w:val="HTMLCode"/>
-        </w:rPr>
-        <w:t>zombie</w:t>
-      </w:r>
-      <w:proofErr w:type="spellEnd"/>
-      <w:r>
-        <w:t xml:space="preserve"> </w:t>
-      </w:r>
-      <w:proofErr w:type="spellStart"/>
-      <w:r>
-        <w:t>is</w:t>
-      </w:r>
-      <w:proofErr w:type="spellEnd"/>
-      <w:r>
-        <w:t xml:space="preserve"> in state </w:t>
-      </w:r>
-      <w:r>
-        <w:rPr>
-          <w:i/>
-        </w:rPr>
-        <w:t>S</w:t>
-      </w:r>
-      <w:r>
-        <w:t xml:space="preserve"> (</w:t>
-      </w:r>
-      <w:proofErr w:type="spellStart"/>
-      <w:r>
-        <w:t>sleeping</w:t>
-      </w:r>
-      <w:proofErr w:type="spellEnd"/>
-      <w:r>
-        <w:t xml:space="preserve"> </w:t>
-      </w:r>
-      <w:proofErr w:type="spellStart"/>
-      <w:r>
-        <w:t>inside</w:t>
-      </w:r>
-      <w:proofErr w:type="spellEnd"/>
-      <w:r>
-        <w:t xml:space="preserve"> </w:t>
-      </w:r>
-      <w:proofErr w:type="spellStart"/>
-      <w:r>
-        <w:rPr>
-          <w:rStyle w:val="HTMLCode"/>
-        </w:rPr>
-        <w:t>sleep</w:t>
-      </w:r>
-      <w:proofErr w:type="spellEnd"/>
-      <w:r>
-        <w:rPr>
-          <w:rStyle w:val="HTMLCode"/>
-        </w:rPr>
-        <w:t>(20)</w:t>
-      </w:r>
-      <w:r>
-        <w:t xml:space="preserve">) </w:t>
-      </w:r>
-      <w:proofErr w:type="spellStart"/>
-      <w:r>
-        <w:t>and</w:t>
-      </w:r>
-      <w:proofErr w:type="spellEnd"/>
-      <w:r>
-        <w:t xml:space="preserve"> </w:t>
-      </w:r>
-      <w:proofErr w:type="spellStart"/>
-      <w:r>
-        <w:t>has</w:t>
-      </w:r>
-      <w:proofErr w:type="spellEnd"/>
-      <w:r>
-        <w:t xml:space="preserve"> </w:t>
-      </w:r>
-      <w:proofErr w:type="spellStart"/>
-      <w:r>
-        <w:t>not</w:t>
-      </w:r>
-      <w:proofErr w:type="spellEnd"/>
-      <w:r>
-        <w:t xml:space="preserve"> </w:t>
-      </w:r>
-      <w:proofErr w:type="spellStart"/>
-      <w:r>
-        <w:t>called</w:t>
-      </w:r>
-      <w:proofErr w:type="spellEnd"/>
-      <w:r>
-        <w:t xml:space="preserve"> </w:t>
-      </w:r>
-      <w:proofErr w:type="spellStart"/>
-      <w:r>
-        <w:rPr>
-          <w:rStyle w:val="HTMLCode"/>
-        </w:rPr>
-        <w:t>waitpid</w:t>
-      </w:r>
-      <w:proofErr w:type="spellEnd"/>
-      <w:r>
-        <w:t xml:space="preserve"> </w:t>
-      </w:r>
-      <w:proofErr w:type="spellStart"/>
-      <w:r>
-        <w:t>yet</w:t>
-      </w:r>
-      <w:proofErr w:type="spellEnd"/>
-      <w:r>
-        <w:t xml:space="preserve">. The </w:t>
-      </w:r>
-      <w:proofErr w:type="spellStart"/>
-      <w:r>
-        <w:t>kernel</w:t>
-      </w:r>
-      <w:proofErr w:type="spellEnd"/>
-      <w:r>
-        <w:t xml:space="preserve"> </w:t>
-      </w:r>
-      <w:proofErr w:type="spellStart"/>
-      <w:r>
-        <w:t>has</w:t>
-      </w:r>
-      <w:proofErr w:type="spellEnd"/>
-      <w:r>
-        <w:t xml:space="preserve"> </w:t>
-      </w:r>
-      <w:proofErr w:type="spellStart"/>
-      <w:r>
-        <w:t>already</w:t>
-      </w:r>
-      <w:proofErr w:type="spellEnd"/>
-      <w:r>
-        <w:t xml:space="preserve"> </w:t>
-      </w:r>
-      <w:proofErr w:type="spellStart"/>
-      <w:r>
-        <w:t>freed</w:t>
-      </w:r>
-      <w:proofErr w:type="spellEnd"/>
-      <w:r>
-        <w:t xml:space="preserve"> </w:t>
-      </w:r>
-      <w:proofErr w:type="spellStart"/>
-      <w:r>
-        <w:t>the</w:t>
-      </w:r>
-      <w:proofErr w:type="spellEnd"/>
-      <w:r>
-        <w:t xml:space="preserve"> </w:t>
-      </w:r>
-      <w:proofErr w:type="spellStart"/>
-      <w:r>
-        <w:t>memory</w:t>
-      </w:r>
-      <w:proofErr w:type="spellEnd"/>
-      <w:r>
-        <w:t xml:space="preserve"> of </w:t>
-      </w:r>
-      <w:proofErr w:type="spellStart"/>
-      <w:r>
-        <w:rPr>
-          <w:rStyle w:val="HTMLCode"/>
-        </w:rPr>
-        <w:t>ls</w:t>
-      </w:r>
-      <w:proofErr w:type="spellEnd"/>
-      <w:r>
-        <w:t xml:space="preserve"> (</w:t>
-      </w:r>
-      <w:proofErr w:type="spellStart"/>
-      <w:r>
-        <w:t>that</w:t>
-      </w:r>
-      <w:proofErr w:type="spellEnd"/>
-      <w:r>
-        <w:t xml:space="preserve"> </w:t>
-      </w:r>
-      <w:proofErr w:type="spellStart"/>
-      <w:r>
-        <w:t>is</w:t>
-      </w:r>
-      <w:proofErr w:type="spellEnd"/>
-      <w:r>
-        <w:t xml:space="preserve"> </w:t>
-      </w:r>
-      <w:proofErr w:type="spellStart"/>
-      <w:r>
-        <w:t>why</w:t>
-      </w:r>
-      <w:proofErr w:type="spellEnd"/>
-      <w:r>
-        <w:t xml:space="preserve"> </w:t>
-      </w:r>
-      <w:proofErr w:type="spellStart"/>
-      <w:r>
-        <w:t>its</w:t>
-      </w:r>
-      <w:proofErr w:type="spellEnd"/>
-      <w:r>
-        <w:t xml:space="preserve"> </w:t>
-      </w:r>
-      <w:proofErr w:type="spellStart"/>
-      <w:r>
-        <w:t>name</w:t>
-      </w:r>
-      <w:proofErr w:type="spellEnd"/>
-      <w:r>
-        <w:t xml:space="preserve"> </w:t>
-      </w:r>
-      <w:proofErr w:type="spellStart"/>
-      <w:r>
-        <w:t>is</w:t>
-      </w:r>
-      <w:proofErr w:type="spellEnd"/>
-      <w:r>
-        <w:t xml:space="preserve"> </w:t>
-      </w:r>
-      <w:proofErr w:type="spellStart"/>
-      <w:r>
-        <w:t>shown</w:t>
-      </w:r>
-      <w:proofErr w:type="spellEnd"/>
-      <w:r>
-        <w:t xml:space="preserve"> in </w:t>
-      </w:r>
-      <w:proofErr w:type="spellStart"/>
-      <w:r>
-        <w:t>brackets</w:t>
-      </w:r>
-      <w:proofErr w:type="spellEnd"/>
-      <w:r>
-        <w:t xml:space="preserve">, </w:t>
-      </w:r>
-      <w:proofErr w:type="spellStart"/>
-      <w:r>
-        <w:t>without</w:t>
-      </w:r>
-      <w:proofErr w:type="spellEnd"/>
-      <w:r>
-        <w:t xml:space="preserve"> </w:t>
-      </w:r>
-      <w:proofErr w:type="spellStart"/>
-      <w:r>
-        <w:t>arguments</w:t>
-      </w:r>
-      <w:proofErr w:type="spellEnd"/>
-      <w:r>
-        <w:t xml:space="preserve">), but it must </w:t>
-      </w:r>
-      <w:proofErr w:type="spellStart"/>
-      <w:r>
-        <w:t>keep</w:t>
-      </w:r>
-      <w:proofErr w:type="spellEnd"/>
-      <w:r>
-        <w:t xml:space="preserve"> </w:t>
-      </w:r>
-      <w:proofErr w:type="spellStart"/>
-      <w:r>
-        <w:t>the</w:t>
-      </w:r>
-      <w:proofErr w:type="spellEnd"/>
-      <w:r>
-        <w:t xml:space="preserve"> </w:t>
-      </w:r>
-      <w:proofErr w:type="spellStart"/>
-      <w:r>
-        <w:t>entry</w:t>
-      </w:r>
-      <w:proofErr w:type="spellEnd"/>
-      <w:r>
-        <w:t xml:space="preserve"> in </w:t>
-      </w:r>
-      <w:proofErr w:type="spellStart"/>
-      <w:r>
-        <w:t>the</w:t>
-      </w:r>
-      <w:proofErr w:type="spellEnd"/>
-      <w:r>
-        <w:t xml:space="preserve"> </w:t>
-      </w:r>
-      <w:proofErr w:type="spellStart"/>
-      <w:r>
-        <w:t>process</w:t>
-      </w:r>
-      <w:proofErr w:type="spellEnd"/>
-      <w:r>
-        <w:t xml:space="preserve"> table </w:t>
-      </w:r>
-      <w:proofErr w:type="spellStart"/>
-      <w:r>
-        <w:t>with</w:t>
-      </w:r>
-      <w:proofErr w:type="spellEnd"/>
-      <w:r>
-        <w:t xml:space="preserve"> </w:t>
-      </w:r>
-      <w:proofErr w:type="spellStart"/>
-      <w:r>
-        <w:t>the</w:t>
-      </w:r>
-      <w:proofErr w:type="spellEnd"/>
-      <w:r>
-        <w:t xml:space="preserve"> PID </w:t>
-      </w:r>
-      <w:proofErr w:type="spellStart"/>
-      <w:r>
-        <w:t>and</w:t>
-      </w:r>
-      <w:proofErr w:type="spellEnd"/>
-      <w:r>
-        <w:t xml:space="preserve"> </w:t>
-      </w:r>
-      <w:proofErr w:type="spellStart"/>
-      <w:r>
-        <w:t>the</w:t>
-      </w:r>
-      <w:proofErr w:type="spellEnd"/>
-      <w:r>
-        <w:t xml:space="preserve"> </w:t>
-      </w:r>
-      <w:proofErr w:type="spellStart"/>
-      <w:r>
-        <w:t>exit</w:t>
-      </w:r>
-      <w:proofErr w:type="spellEnd"/>
-      <w:r>
-        <w:t xml:space="preserve"> status, </w:t>
-      </w:r>
-      <w:proofErr w:type="spellStart"/>
-      <w:r>
-        <w:t>because</w:t>
-      </w:r>
-      <w:proofErr w:type="spellEnd"/>
-      <w:r>
-        <w:t xml:space="preserve"> </w:t>
-      </w:r>
-      <w:proofErr w:type="spellStart"/>
-      <w:r>
-        <w:t>the</w:t>
-      </w:r>
-      <w:proofErr w:type="spellEnd"/>
-      <w:r>
-        <w:t xml:space="preserve"> </w:t>
-      </w:r>
-      <w:proofErr w:type="spellStart"/>
-      <w:r>
-        <w:t>parent</w:t>
-      </w:r>
-      <w:proofErr w:type="spellEnd"/>
-      <w:r>
-        <w:t xml:space="preserve"> </w:t>
-      </w:r>
-      <w:proofErr w:type="spellStart"/>
-      <w:r>
-        <w:t>has</w:t>
-      </w:r>
-      <w:proofErr w:type="spellEnd"/>
-      <w:r>
-        <w:t xml:space="preserve"> </w:t>
-      </w:r>
-      <w:proofErr w:type="spellStart"/>
-      <w:r>
-        <w:t>the</w:t>
-      </w:r>
-      <w:proofErr w:type="spellEnd"/>
-      <w:r>
-        <w:t xml:space="preserve"> </w:t>
-      </w:r>
-      <w:proofErr w:type="spellStart"/>
-      <w:r>
-        <w:t>right</w:t>
-      </w:r>
-      <w:proofErr w:type="spellEnd"/>
-      <w:r>
-        <w:t xml:space="preserve"> </w:t>
-      </w:r>
-      <w:proofErr w:type="spellStart"/>
-      <w:r>
-        <w:t>to</w:t>
-      </w:r>
-      <w:proofErr w:type="spellEnd"/>
-      <w:r>
-        <w:t xml:space="preserve"> </w:t>
-      </w:r>
-      <w:proofErr w:type="spellStart"/>
-      <w:r>
-        <w:t>ask</w:t>
-      </w:r>
-      <w:proofErr w:type="spellEnd"/>
-      <w:r>
-        <w:t xml:space="preserve"> for </w:t>
-      </w:r>
-      <w:proofErr w:type="spellStart"/>
-      <w:r>
-        <w:t>them</w:t>
-      </w:r>
-      <w:proofErr w:type="spellEnd"/>
-      <w:r>
-        <w:t xml:space="preserve"> </w:t>
-      </w:r>
-      <w:proofErr w:type="spellStart"/>
-      <w:r>
-        <w:t>later</w:t>
-      </w:r>
-      <w:proofErr w:type="spellEnd"/>
-      <w:r>
-        <w:t xml:space="preserve">. The PPID of </w:t>
-      </w:r>
-      <w:proofErr w:type="spellStart"/>
-      <w:r>
-        <w:t>the</w:t>
-      </w:r>
-      <w:proofErr w:type="spellEnd"/>
-      <w:r>
-        <w:t xml:space="preserve"> </w:t>
-      </w:r>
-      <w:proofErr w:type="spellStart"/>
-      <w:r>
-        <w:t>zombie</w:t>
-      </w:r>
-      <w:proofErr w:type="spellEnd"/>
-      <w:r>
-        <w:t xml:space="preserve"> </w:t>
-      </w:r>
-      <w:proofErr w:type="spellStart"/>
-      <w:r>
-        <w:t>is</w:t>
-      </w:r>
-      <w:proofErr w:type="spellEnd"/>
-      <w:r>
-        <w:t xml:space="preserve"> </w:t>
-      </w:r>
-      <w:proofErr w:type="spellStart"/>
-      <w:r>
-        <w:t>the</w:t>
-      </w:r>
-      <w:proofErr w:type="spellEnd"/>
-      <w:r>
-        <w:t xml:space="preserve"> PID of </w:t>
-      </w:r>
-      <w:r>
-        <w:rPr>
-          <w:rStyle w:val="HTMLCode"/>
-        </w:rPr>
-        <w:t>./</w:t>
-      </w:r>
-      <w:proofErr w:type="spellStart"/>
-      <w:r>
-        <w:rPr>
-          <w:rStyle w:val="HTMLCode"/>
-        </w:rPr>
-        <w:t>zombie</w:t>
-      </w:r>
-      <w:proofErr w:type="spellEnd"/>
-      <w:r>
-        <w:t xml:space="preserve">, </w:t>
-      </w:r>
-      <w:proofErr w:type="spellStart"/>
-      <w:r>
-        <w:t>which</w:t>
-      </w:r>
-      <w:proofErr w:type="spellEnd"/>
-      <w:r>
-        <w:t xml:space="preserve"> </w:t>
-      </w:r>
-      <w:proofErr w:type="spellStart"/>
-      <w:r>
-        <w:t>shows</w:t>
-      </w:r>
-      <w:proofErr w:type="spellEnd"/>
-      <w:r>
-        <w:t xml:space="preserve"> </w:t>
-      </w:r>
-      <w:proofErr w:type="spellStart"/>
-      <w:r>
-        <w:t>whose</w:t>
-      </w:r>
-      <w:proofErr w:type="spellEnd"/>
-      <w:r>
-        <w:t xml:space="preserve"> </w:t>
-      </w:r>
-      <w:proofErr w:type="spellStart"/>
-      <w:r>
-        <w:t>child</w:t>
-      </w:r>
-      <w:proofErr w:type="spellEnd"/>
-      <w:r>
-        <w:t xml:space="preserve"> it </w:t>
-      </w:r>
-      <w:proofErr w:type="spellStart"/>
-      <w:r>
-        <w:t>is</w:t>
-      </w:r>
-      <w:proofErr w:type="spellEnd"/>
-      <w:r>
-        <w:t>.</w:t>
-      </w:r>
     </w:p>
     <w:p>
-      <w:pPr>
-        <w:pStyle w:val="ListParagraph"/>
-        <w:numPr>
-          <w:ilvl w:val="0"/>
-          <w:numId w:val="4"/>
-        </w:numPr>
-        <w:rPr>
-          <w:color w:val="auto"/>
-        </w:rPr>
-      </w:pPr>
-      <w:proofErr w:type="spellStart"/>
-      <w:r>
-        <w:rPr>
-          <w:i/>
-        </w:rPr>
+      <w:bookmarkStart w:id="7" w:name="_Toc70108"/>
+      <w:proofErr w:type="spellStart"/>
+      <w:r>
+        <w:lastRenderedPageBreak/>
+        <w:t>Observations</w:t>
+      </w:r>
+      <w:proofErr w:type="spellEnd"/>
+      <w:r>
+        <w:t>:</w:t>
+      </w:r>
+    </w:p>
+    <w:p>
+      <w:r>
+        <w:t xml:space="preserve">1. </w:t>
+      </w:r>
+      <w:r>
+        <w:t xml:space="preserve">The </w:t>
+      </w:r>
+      <w:proofErr w:type="spellStart"/>
+      <w:r>
+        <w:t>letter</w:t>
+      </w:r>
+      <w:proofErr w:type="spellEnd"/>
+      <w:r>
+        <w:t xml:space="preserve"> in </w:t>
+      </w:r>
+      <w:proofErr w:type="spellStart"/>
+      <w:r>
+        <w:t>the</w:t>
+      </w:r>
+      <w:proofErr w:type="spellEnd"/>
+      <w:r>
+        <w:t xml:space="preserve"> STAT </w:t>
+      </w:r>
+      <w:proofErr w:type="spellStart"/>
+      <w:r>
+        <w:t>column</w:t>
+      </w:r>
+      <w:proofErr w:type="spellEnd"/>
+      <w:r>
+        <w:t xml:space="preserve">. The </w:t>
+      </w:r>
+      <w:proofErr w:type="spellStart"/>
+      <w:r>
+        <w:t>child</w:t>
+      </w:r>
+      <w:proofErr w:type="spellEnd"/>
+      <w:r>
+        <w:t xml:space="preserve"> </w:t>
+      </w:r>
+      <w:proofErr w:type="spellStart"/>
+      <w:r>
+        <w:t>process</w:t>
+      </w:r>
+      <w:proofErr w:type="spellEnd"/>
+      <w:r>
+        <w:t xml:space="preserve"> </w:t>
+      </w:r>
+      <w:proofErr w:type="spellStart"/>
+      <w:r>
+        <w:t>appears</w:t>
+      </w:r>
+      <w:proofErr w:type="spellEnd"/>
+      <w:r>
+        <w:t xml:space="preserve"> as </w:t>
+      </w:r>
+      <w:r>
+        <w:rPr>
+          <w:rFonts w:ascii="Courier New" w:hAnsi="Courier New" w:cs="Courier New"/>
+          <w:sz w:val="20"/>
+          <w:szCs w:val="20"/>
+        </w:rPr>
+        <w:t>[</w:t>
+      </w:r>
+      <w:proofErr w:type="spellStart"/>
+      <w:r>
+        <w:rPr>
+          <w:rFonts w:ascii="Courier New" w:hAnsi="Courier New" w:cs="Courier New"/>
+          <w:sz w:val="20"/>
+          <w:szCs w:val="20"/>
+        </w:rPr>
+        <w:t>zombie</w:t>
+      </w:r>
+      <w:proofErr w:type="spellEnd"/>
+      <w:r>
+        <w:rPr>
+          <w:rFonts w:ascii="Courier New" w:hAnsi="Courier New" w:cs="Courier New"/>
+          <w:sz w:val="20"/>
+          <w:szCs w:val="20"/>
+        </w:rPr>
+        <w:t>] &lt;defunct&gt;</w:t>
+      </w:r>
+      <w:r>
+        <w:t xml:space="preserve"> </w:t>
+      </w:r>
+      <w:proofErr w:type="spellStart"/>
+      <w:r>
+        <w:t>with</w:t>
+      </w:r>
+      <w:proofErr w:type="spellEnd"/>
+      <w:r>
+        <w:t xml:space="preserve"> </w:t>
+      </w:r>
+      <w:proofErr w:type="spellStart"/>
+      <w:r>
+        <w:t>the</w:t>
+      </w:r>
+      <w:proofErr w:type="spellEnd"/>
+      <w:r>
+        <w:t xml:space="preserve"> </w:t>
+      </w:r>
+      <w:proofErr w:type="spellStart"/>
+      <w:r>
+        <w:t>letter</w:t>
+      </w:r>
+      <w:proofErr w:type="spellEnd"/>
+      <w:r>
+        <w:t xml:space="preserve"> Z, </w:t>
+      </w:r>
+      <w:proofErr w:type="spellStart"/>
+      <w:r>
+        <w:t>which</w:t>
+      </w:r>
+      <w:proofErr w:type="spellEnd"/>
+      <w:r>
+        <w:t xml:space="preserve"> </w:t>
+      </w:r>
+      <w:proofErr w:type="spellStart"/>
+      <w:r>
+        <w:t>means</w:t>
+      </w:r>
+      <w:proofErr w:type="spellEnd"/>
+      <w:r>
+        <w:t xml:space="preserve"> </w:t>
+      </w:r>
+      <w:proofErr w:type="spellStart"/>
+      <w:r>
+        <w:t>zombie</w:t>
+      </w:r>
+      <w:proofErr w:type="spellEnd"/>
+      <w:r>
+        <w:t xml:space="preserve"> (defunct). The output </w:t>
+      </w:r>
+      <w:proofErr w:type="spellStart"/>
+      <w:r>
+        <w:t>also</w:t>
+      </w:r>
+      <w:proofErr w:type="spellEnd"/>
+      <w:r>
+        <w:t xml:space="preserve"> </w:t>
+      </w:r>
+      <w:proofErr w:type="spellStart"/>
+      <w:r>
+        <w:t>shows</w:t>
+      </w:r>
+      <w:proofErr w:type="spellEnd"/>
+      <w:r>
+        <w:t xml:space="preserve"> </w:t>
+      </w:r>
+      <w:proofErr w:type="spellStart"/>
+      <w:r>
+        <w:rPr>
+          <w:rFonts w:ascii="Courier New" w:hAnsi="Courier New" w:cs="Courier New"/>
+          <w:sz w:val="20"/>
+          <w:szCs w:val="20"/>
+        </w:rPr>
+        <w:t>exec</w:t>
+      </w:r>
+      <w:proofErr w:type="spellEnd"/>
+      <w:r>
+        <w:rPr>
+          <w:rFonts w:ascii="Courier New" w:hAnsi="Courier New" w:cs="Courier New"/>
+          <w:sz w:val="20"/>
+          <w:szCs w:val="20"/>
+        </w:rPr>
+        <w:t xml:space="preserve">: No </w:t>
+      </w:r>
+      <w:proofErr w:type="spellStart"/>
+      <w:r>
+        <w:rPr>
+          <w:rFonts w:ascii="Courier New" w:hAnsi="Courier New" w:cs="Courier New"/>
+          <w:sz w:val="20"/>
+          <w:szCs w:val="20"/>
+        </w:rPr>
+        <w:t>such</w:t>
+      </w:r>
+      <w:proofErr w:type="spellEnd"/>
+      <w:r>
+        <w:rPr>
+          <w:rFonts w:ascii="Courier New" w:hAnsi="Courier New" w:cs="Courier New"/>
+          <w:sz w:val="20"/>
+          <w:szCs w:val="20"/>
+        </w:rPr>
+        <w:t xml:space="preserve"> file or </w:t>
+      </w:r>
+      <w:proofErr w:type="spellStart"/>
+      <w:r>
+        <w:rPr>
+          <w:rFonts w:ascii="Courier New" w:hAnsi="Courier New" w:cs="Courier New"/>
+          <w:sz w:val="20"/>
+          <w:szCs w:val="20"/>
+        </w:rPr>
+        <w:t>directory</w:t>
+      </w:r>
+      <w:proofErr w:type="spellEnd"/>
+      <w:r>
+        <w:t xml:space="preserve">, </w:t>
+      </w:r>
+      <w:proofErr w:type="spellStart"/>
+      <w:r>
+        <w:t>indicating</w:t>
+      </w:r>
+      <w:proofErr w:type="spellEnd"/>
+      <w:r>
+        <w:t xml:space="preserve"> </w:t>
+      </w:r>
+      <w:proofErr w:type="spellStart"/>
+      <w:r>
+        <w:t>that</w:t>
+      </w:r>
+      <w:proofErr w:type="spellEnd"/>
+      <w:r>
+        <w:t xml:space="preserve"> </w:t>
+      </w:r>
+      <w:proofErr w:type="spellStart"/>
+      <w:r>
+        <w:t>the</w:t>
+      </w:r>
+      <w:proofErr w:type="spellEnd"/>
+      <w:r>
+        <w:t xml:space="preserve"> </w:t>
+      </w:r>
+      <w:proofErr w:type="spellStart"/>
+      <w:r>
+        <w:t>child's</w:t>
+      </w:r>
+      <w:proofErr w:type="spellEnd"/>
+      <w:r>
+        <w:t xml:space="preserve"> </w:t>
+      </w:r>
+      <w:proofErr w:type="spellStart"/>
+      <w:r>
+        <w:t>attempt</w:t>
+      </w:r>
+      <w:proofErr w:type="spellEnd"/>
+      <w:r>
+        <w:t xml:space="preserve"> </w:t>
+      </w:r>
+      <w:proofErr w:type="spellStart"/>
+      <w:r>
+        <w:t>to</w:t>
+      </w:r>
+      <w:proofErr w:type="spellEnd"/>
+      <w:r>
+        <w:t xml:space="preserve"> execute </w:t>
+      </w:r>
+      <w:proofErr w:type="spellStart"/>
+      <w:r>
+        <w:t>another</w:t>
+      </w:r>
+      <w:proofErr w:type="spellEnd"/>
+      <w:r>
+        <w:t xml:space="preserve"> program </w:t>
+      </w:r>
+      <w:proofErr w:type="spellStart"/>
+      <w:r>
+        <w:t>failed</w:t>
+      </w:r>
+      <w:proofErr w:type="spellEnd"/>
+      <w:r>
+        <w:t xml:space="preserve">. The </w:t>
+      </w:r>
+      <w:proofErr w:type="spellStart"/>
+      <w:r>
+        <w:t>child</w:t>
+      </w:r>
+      <w:proofErr w:type="spellEnd"/>
+      <w:r>
+        <w:t xml:space="preserve"> </w:t>
+      </w:r>
+      <w:proofErr w:type="spellStart"/>
+      <w:r>
+        <w:t>then</w:t>
+      </w:r>
+      <w:proofErr w:type="spellEnd"/>
+      <w:r>
+        <w:t xml:space="preserve"> </w:t>
+      </w:r>
+      <w:proofErr w:type="spellStart"/>
+      <w:r>
+        <w:t>terminated</w:t>
+      </w:r>
+      <w:proofErr w:type="spellEnd"/>
+      <w:r>
+        <w:t xml:space="preserve">, but </w:t>
+      </w:r>
+      <w:proofErr w:type="spellStart"/>
+      <w:r>
+        <w:t>its</w:t>
+      </w:r>
+      <w:proofErr w:type="spellEnd"/>
+      <w:r>
+        <w:t xml:space="preserve"> </w:t>
+      </w:r>
+      <w:proofErr w:type="spellStart"/>
+      <w:r>
+        <w:t>parent</w:t>
+      </w:r>
+      <w:proofErr w:type="spellEnd"/>
+      <w:r>
+        <w:t xml:space="preserve"> </w:t>
+      </w:r>
+      <w:r>
+        <w:rPr>
+          <w:rFonts w:ascii="Courier New" w:hAnsi="Courier New" w:cs="Courier New"/>
+          <w:sz w:val="20"/>
+          <w:szCs w:val="20"/>
+        </w:rPr>
+        <w:t>./</w:t>
+      </w:r>
+      <w:proofErr w:type="spellStart"/>
+      <w:r>
+        <w:rPr>
+          <w:rFonts w:ascii="Courier New" w:hAnsi="Courier New" w:cs="Courier New"/>
+          <w:sz w:val="20"/>
+          <w:szCs w:val="20"/>
+        </w:rPr>
+        <w:t>zombie</w:t>
+      </w:r>
+      <w:proofErr w:type="spellEnd"/>
+      <w:r>
+        <w:t xml:space="preserve"> (PID 5997) </w:t>
+      </w:r>
+      <w:proofErr w:type="spellStart"/>
+      <w:r>
+        <w:t>was</w:t>
+      </w:r>
+      <w:proofErr w:type="spellEnd"/>
+      <w:r>
+        <w:t xml:space="preserve"> </w:t>
+      </w:r>
+      <w:proofErr w:type="spellStart"/>
+      <w:r>
+        <w:t>still</w:t>
+      </w:r>
+      <w:proofErr w:type="spellEnd"/>
+      <w:r>
+        <w:t xml:space="preserve"> in state S (</w:t>
+      </w:r>
+      <w:proofErr w:type="spellStart"/>
+      <w:r>
+        <w:t>sleeping</w:t>
+      </w:r>
+      <w:proofErr w:type="spellEnd"/>
+      <w:r>
+        <w:t xml:space="preserve"> </w:t>
+      </w:r>
+      <w:proofErr w:type="spellStart"/>
+      <w:r>
+        <w:t>inside</w:t>
+      </w:r>
+      <w:proofErr w:type="spellEnd"/>
+      <w:r>
+        <w:t xml:space="preserve"> </w:t>
+      </w:r>
+      <w:proofErr w:type="spellStart"/>
+      <w:r>
+        <w:rPr>
+          <w:rFonts w:ascii="Courier New" w:hAnsi="Courier New" w:cs="Courier New"/>
+          <w:sz w:val="20"/>
+          <w:szCs w:val="20"/>
+        </w:rPr>
+        <w:t>sleep</w:t>
+      </w:r>
+      <w:proofErr w:type="spellEnd"/>
+      <w:r>
+        <w:rPr>
+          <w:rFonts w:ascii="Courier New" w:hAnsi="Courier New" w:cs="Courier New"/>
+          <w:sz w:val="20"/>
+          <w:szCs w:val="20"/>
+        </w:rPr>
+        <w:t>(20)</w:t>
+      </w:r>
+      <w:r>
+        <w:t xml:space="preserve">) </w:t>
+      </w:r>
+      <w:proofErr w:type="spellStart"/>
+      <w:r>
+        <w:t>and</w:t>
+      </w:r>
+      <w:proofErr w:type="spellEnd"/>
+      <w:r>
+        <w:t xml:space="preserve"> </w:t>
+      </w:r>
+      <w:proofErr w:type="spellStart"/>
+      <w:r>
+        <w:t>had</w:t>
+      </w:r>
+      <w:proofErr w:type="spellEnd"/>
+      <w:r>
+        <w:t xml:space="preserve"> </w:t>
+      </w:r>
+      <w:proofErr w:type="spellStart"/>
+      <w:r>
+        <w:t>not</w:t>
+      </w:r>
+      <w:proofErr w:type="spellEnd"/>
+      <w:r>
+        <w:t xml:space="preserve"> </w:t>
+      </w:r>
+      <w:proofErr w:type="spellStart"/>
+      <w:r>
+        <w:t>called</w:t>
+      </w:r>
+      <w:proofErr w:type="spellEnd"/>
+      <w:r>
+        <w:t xml:space="preserve"> </w:t>
+      </w:r>
+      <w:proofErr w:type="spellStart"/>
+      <w:r>
+        <w:rPr>
+          <w:rFonts w:ascii="Courier New" w:hAnsi="Courier New" w:cs="Courier New"/>
+          <w:sz w:val="20"/>
+          <w:szCs w:val="20"/>
+        </w:rPr>
+        <w:t>waitpid</w:t>
+      </w:r>
+      <w:proofErr w:type="spellEnd"/>
+      <w:r>
+        <w:rPr>
+          <w:rFonts w:ascii="Courier New" w:hAnsi="Courier New" w:cs="Courier New"/>
+          <w:sz w:val="20"/>
+          <w:szCs w:val="20"/>
+        </w:rPr>
+        <w:t>()</w:t>
+      </w:r>
+      <w:r>
+        <w:t xml:space="preserve"> </w:t>
+      </w:r>
+      <w:proofErr w:type="spellStart"/>
+      <w:r>
+        <w:t>yet</w:t>
+      </w:r>
+      <w:proofErr w:type="spellEnd"/>
+      <w:r>
+        <w:t xml:space="preserve">. The </w:t>
+      </w:r>
+      <w:proofErr w:type="spellStart"/>
+      <w:r>
+        <w:t>kernel</w:t>
+      </w:r>
+      <w:proofErr w:type="spellEnd"/>
+      <w:r>
+        <w:t xml:space="preserve"> </w:t>
+      </w:r>
+      <w:proofErr w:type="spellStart"/>
+      <w:r>
+        <w:t>had</w:t>
+      </w:r>
+      <w:proofErr w:type="spellEnd"/>
+      <w:r>
+        <w:t xml:space="preserve"> </w:t>
+      </w:r>
+      <w:proofErr w:type="spellStart"/>
+      <w:r>
+        <w:t>already</w:t>
+      </w:r>
+      <w:proofErr w:type="spellEnd"/>
+      <w:r>
+        <w:t xml:space="preserve"> </w:t>
+      </w:r>
+      <w:proofErr w:type="spellStart"/>
+      <w:r>
+        <w:t>released</w:t>
+      </w:r>
+      <w:proofErr w:type="spellEnd"/>
+      <w:r>
+        <w:t xml:space="preserve"> </w:t>
+      </w:r>
+      <w:proofErr w:type="spellStart"/>
+      <w:r>
+        <w:t>the</w:t>
+      </w:r>
+      <w:proofErr w:type="spellEnd"/>
+      <w:r>
+        <w:t xml:space="preserve"> </w:t>
+      </w:r>
+      <w:proofErr w:type="spellStart"/>
+      <w:r>
+        <w:t>child's</w:t>
+      </w:r>
+      <w:proofErr w:type="spellEnd"/>
+      <w:r>
+        <w:t xml:space="preserve"> </w:t>
+      </w:r>
+      <w:proofErr w:type="spellStart"/>
+      <w:r>
+        <w:t>execution</w:t>
+      </w:r>
+      <w:proofErr w:type="spellEnd"/>
+      <w:r>
+        <w:t xml:space="preserve"> </w:t>
+      </w:r>
+      <w:proofErr w:type="spellStart"/>
+      <w:r>
+        <w:t>resources</w:t>
+      </w:r>
+      <w:proofErr w:type="spellEnd"/>
+      <w:r>
+        <w:t xml:space="preserve">, but it </w:t>
+      </w:r>
+      <w:proofErr w:type="spellStart"/>
+      <w:r>
+        <w:t>kept</w:t>
+      </w:r>
+      <w:proofErr w:type="spellEnd"/>
+      <w:r>
+        <w:t xml:space="preserve"> </w:t>
+      </w:r>
+      <w:proofErr w:type="spellStart"/>
+      <w:r>
+        <w:t>the</w:t>
+      </w:r>
+      <w:proofErr w:type="spellEnd"/>
+      <w:r>
+        <w:t xml:space="preserve"> </w:t>
+      </w:r>
+      <w:proofErr w:type="spellStart"/>
+      <w:r>
+        <w:t>process</w:t>
+      </w:r>
+      <w:proofErr w:type="spellEnd"/>
+      <w:r>
+        <w:t xml:space="preserve"> table </w:t>
+      </w:r>
+      <w:proofErr w:type="spellStart"/>
+      <w:r>
+        <w:t>entry</w:t>
+      </w:r>
+      <w:proofErr w:type="spellEnd"/>
+      <w:r>
+        <w:t xml:space="preserve"> </w:t>
+      </w:r>
+      <w:proofErr w:type="spellStart"/>
+      <w:r>
+        <w:t>with</w:t>
+      </w:r>
+      <w:proofErr w:type="spellEnd"/>
+      <w:r>
+        <w:t xml:space="preserve"> PID 5999 </w:t>
+      </w:r>
+      <w:proofErr w:type="spellStart"/>
+      <w:r>
+        <w:t>and</w:t>
+      </w:r>
+      <w:proofErr w:type="spellEnd"/>
+      <w:r>
+        <w:t xml:space="preserve"> </w:t>
+      </w:r>
+      <w:proofErr w:type="spellStart"/>
+      <w:r>
+        <w:t>its</w:t>
+      </w:r>
+      <w:proofErr w:type="spellEnd"/>
+      <w:r>
+        <w:t xml:space="preserve"> </w:t>
+      </w:r>
+      <w:proofErr w:type="spellStart"/>
+      <w:r>
+        <w:t>exit</w:t>
+      </w:r>
+      <w:proofErr w:type="spellEnd"/>
+      <w:r>
+        <w:t xml:space="preserve"> status </w:t>
+      </w:r>
+      <w:proofErr w:type="spellStart"/>
+      <w:r>
+        <w:t>so</w:t>
+      </w:r>
+      <w:proofErr w:type="spellEnd"/>
+      <w:r>
+        <w:t xml:space="preserve"> </w:t>
+      </w:r>
+      <w:proofErr w:type="spellStart"/>
+      <w:r>
+        <w:t>that</w:t>
+      </w:r>
+      <w:proofErr w:type="spellEnd"/>
+      <w:r>
+        <w:t xml:space="preserve"> </w:t>
+      </w:r>
+      <w:proofErr w:type="spellStart"/>
+      <w:r>
+        <w:t>the</w:t>
+      </w:r>
+      <w:proofErr w:type="spellEnd"/>
+      <w:r>
+        <w:t xml:space="preserve"> </w:t>
+      </w:r>
+      <w:proofErr w:type="spellStart"/>
+      <w:r>
+        <w:t>parent</w:t>
+      </w:r>
+      <w:proofErr w:type="spellEnd"/>
+      <w:r>
+        <w:t xml:space="preserve"> </w:t>
+      </w:r>
+      <w:proofErr w:type="spellStart"/>
+      <w:r>
+        <w:t>could</w:t>
+      </w:r>
+      <w:proofErr w:type="spellEnd"/>
+      <w:r>
+        <w:t xml:space="preserve"> </w:t>
+      </w:r>
+      <w:proofErr w:type="spellStart"/>
+      <w:r>
+        <w:t>collect</w:t>
+      </w:r>
+      <w:proofErr w:type="spellEnd"/>
+      <w:r>
+        <w:t xml:space="preserve"> it </w:t>
+      </w:r>
+      <w:proofErr w:type="spellStart"/>
+      <w:r>
+        <w:t>later</w:t>
+      </w:r>
+      <w:proofErr w:type="spellEnd"/>
+      <w:r>
+        <w:t xml:space="preserve">. The </w:t>
+      </w:r>
+      <w:proofErr w:type="spellStart"/>
+      <w:r>
+        <w:t>zombie's</w:t>
+      </w:r>
+      <w:proofErr w:type="spellEnd"/>
+      <w:r>
+        <w:t xml:space="preserve"> PPID </w:t>
+      </w:r>
+      <w:proofErr w:type="spellStart"/>
+      <w:r>
+        <w:t>is</w:t>
+      </w:r>
+      <w:proofErr w:type="spellEnd"/>
+      <w:r>
+        <w:t xml:space="preserve"> 5997, </w:t>
+      </w:r>
+      <w:proofErr w:type="spellStart"/>
+      <w:r>
+        <w:t>confirming</w:t>
+      </w:r>
+      <w:proofErr w:type="spellEnd"/>
+      <w:r>
+        <w:t xml:space="preserve"> </w:t>
+      </w:r>
+      <w:proofErr w:type="spellStart"/>
+      <w:r>
+        <w:t>that</w:t>
+      </w:r>
+      <w:proofErr w:type="spellEnd"/>
+      <w:r>
+        <w:t xml:space="preserve"> it </w:t>
+      </w:r>
+      <w:proofErr w:type="spellStart"/>
+      <w:r>
+        <w:t>is</w:t>
+      </w:r>
+      <w:proofErr w:type="spellEnd"/>
+      <w:r>
+        <w:t xml:space="preserve"> a </w:t>
+      </w:r>
+      <w:proofErr w:type="spellStart"/>
+      <w:r>
+        <w:t>child</w:t>
+      </w:r>
+      <w:proofErr w:type="spellEnd"/>
+      <w:r>
+        <w:t xml:space="preserve"> of </w:t>
+      </w:r>
+      <w:r>
+        <w:rPr>
+          <w:rFonts w:ascii="Courier New" w:hAnsi="Courier New" w:cs="Courier New"/>
+          <w:sz w:val="20"/>
+          <w:szCs w:val="20"/>
+        </w:rPr>
+        <w:t>./</w:t>
+      </w:r>
+      <w:proofErr w:type="spellStart"/>
+      <w:r>
+        <w:rPr>
+          <w:rFonts w:ascii="Courier New" w:hAnsi="Courier New" w:cs="Courier New"/>
+          <w:sz w:val="20"/>
+          <w:szCs w:val="20"/>
+        </w:rPr>
+        <w:t>zombie</w:t>
+      </w:r>
+      <w:proofErr w:type="spellEnd"/>
+      <w:r>
+        <w:t>.</w:t>
+      </w:r>
+    </w:p>
+    <w:p>
+      <w:r>
+        <w:t xml:space="preserve">2. </w:t>
+      </w:r>
+      <w:proofErr w:type="spellStart"/>
+      <w:r>
         <w:t>After</w:t>
       </w:r>
       <w:proofErr w:type="spellEnd"/>
       <w:r>
-        <w:rPr>
-          <w:i/>
-        </w:rPr>
         <w:t xml:space="preserve"> 20 </w:t>
       </w:r>
       <w:proofErr w:type="spellStart"/>
       <w:r>
-        <w:rPr>
-          <w:i/>
-        </w:rPr>
         <w:t>seconds</w:t>
       </w:r>
       <w:proofErr w:type="spellEnd"/>
       <w:r>
-        <w:rPr>
-          <w:i/>
-        </w:rPr>
-        <w:t>.</w:t>
-      </w:r>
-      <w:r>
-        <w:t xml:space="preserve"> The line </w:t>
-      </w:r>
-      <w:r>
-        <w:rPr>
-          <w:i/>
+        <w:t xml:space="preserve">. The </w:t>
+      </w:r>
+      <w:proofErr w:type="spellStart"/>
+      <w:r>
+        <w:t>process</w:t>
+      </w:r>
+      <w:proofErr w:type="spellEnd"/>
+      <w:r>
+        <w:t xml:space="preserve"> </w:t>
+      </w:r>
+      <w:r>
+        <w:rPr>
+          <w:rFonts w:ascii="Courier New" w:hAnsi="Courier New" w:cs="Courier New"/>
+          <w:sz w:val="20"/>
+          <w:szCs w:val="20"/>
         </w:rPr>
         <w:t>[</w:t>
       </w:r>
       <w:proofErr w:type="spellStart"/>
       <w:r>
         <w:rPr>
-          <w:i/>
-        </w:rPr>
-        <w:t>ls</w:t>
-      </w:r>
-      <w:proofErr w:type="spellEnd"/>
-      <w:r>
-        <w:rPr>
-          <w:i/>
+          <w:rFonts w:ascii="Courier New" w:hAnsi="Courier New" w:cs="Courier New"/>
+          <w:sz w:val="20"/>
+          <w:szCs w:val="20"/>
+        </w:rPr>
+        <w:t>zombie</w:t>
+      </w:r>
+      <w:proofErr w:type="spellEnd"/>
+      <w:r>
+        <w:rPr>
+          <w:rFonts w:ascii="Courier New" w:hAnsi="Courier New" w:cs="Courier New"/>
+          <w:sz w:val="20"/>
+          <w:szCs w:val="20"/>
         </w:rPr>
         <w:t>] &lt;defunct&gt;</w:t>
       </w:r>
       <w:r>
-        <w:t xml:space="preserve"> </w:t>
+        <w:t xml:space="preserve"> (PID 5999) </w:t>
       </w:r>
       <w:proofErr w:type="spellStart"/>
       <w:r>
@@ -14977,7 +16060,206 @@
       </w:r>
       <w:proofErr w:type="spellStart"/>
       <w:r>
-        <w:t>there</w:t>
+        <w:t>present</w:t>
+      </w:r>
+      <w:proofErr w:type="spellEnd"/>
+      <w:r>
+        <w:t xml:space="preserve"> in </w:t>
+      </w:r>
+      <w:proofErr w:type="spellStart"/>
+      <w:r>
+        <w:t>the</w:t>
+      </w:r>
+      <w:proofErr w:type="spellEnd"/>
+      <w:r>
+        <w:t xml:space="preserve"> </w:t>
+      </w:r>
+      <w:proofErr w:type="spellStart"/>
+      <w:r>
+        <w:t>process</w:t>
+      </w:r>
+      <w:proofErr w:type="spellEnd"/>
+      <w:r>
+        <w:t xml:space="preserve"> table, </w:t>
+      </w:r>
+      <w:proofErr w:type="spellStart"/>
+      <w:r>
+        <w:t>and</w:t>
+      </w:r>
+      <w:proofErr w:type="spellEnd"/>
+      <w:r>
+        <w:t xml:space="preserve"> </w:t>
+      </w:r>
+      <w:proofErr w:type="spellStart"/>
+      <w:r>
+        <w:t>neither</w:t>
+      </w:r>
+      <w:proofErr w:type="spellEnd"/>
+      <w:r>
+        <w:t xml:space="preserve"> </w:t>
+      </w:r>
+      <w:proofErr w:type="spellStart"/>
+      <w:r>
+        <w:t>is</w:t>
+      </w:r>
+      <w:proofErr w:type="spellEnd"/>
+      <w:r>
+        <w:t xml:space="preserve"> </w:t>
+      </w:r>
+      <w:proofErr w:type="spellStart"/>
+      <w:r>
+        <w:t>its</w:t>
+      </w:r>
+      <w:proofErr w:type="spellEnd"/>
+      <w:r>
+        <w:t xml:space="preserve"> </w:t>
+      </w:r>
+      <w:proofErr w:type="spellStart"/>
+      <w:r>
+        <w:t>parent</w:t>
+      </w:r>
+      <w:proofErr w:type="spellEnd"/>
+      <w:r>
+        <w:t xml:space="preserve"> </w:t>
+      </w:r>
+      <w:r>
+        <w:rPr>
+          <w:rFonts w:ascii="Courier New" w:hAnsi="Courier New" w:cs="Courier New"/>
+          <w:sz w:val="20"/>
+          <w:szCs w:val="20"/>
+        </w:rPr>
+        <w:t>./</w:t>
+      </w:r>
+      <w:proofErr w:type="spellStart"/>
+      <w:r>
+        <w:rPr>
+          <w:rFonts w:ascii="Courier New" w:hAnsi="Courier New" w:cs="Courier New"/>
+          <w:sz w:val="20"/>
+          <w:szCs w:val="20"/>
+        </w:rPr>
+        <w:t>zombie</w:t>
+      </w:r>
+      <w:proofErr w:type="spellEnd"/>
+      <w:r>
+        <w:t xml:space="preserve"> (PID 5997). The </w:t>
+      </w:r>
+      <w:proofErr w:type="spellStart"/>
+      <w:r>
+        <w:t>screenshot</w:t>
+      </w:r>
+      <w:proofErr w:type="spellEnd"/>
+      <w:r>
+        <w:t xml:space="preserve"> </w:t>
+      </w:r>
+      <w:proofErr w:type="spellStart"/>
+      <w:r>
+        <w:t>shows</w:t>
+      </w:r>
+      <w:proofErr w:type="spellEnd"/>
+      <w:r>
+        <w:t xml:space="preserve"> </w:t>
+      </w:r>
+      <w:proofErr w:type="spellStart"/>
+      <w:r>
+        <w:t>only</w:t>
+      </w:r>
+      <w:proofErr w:type="spellEnd"/>
+      <w:r>
+        <w:t xml:space="preserve"> </w:t>
+      </w:r>
+      <w:proofErr w:type="spellStart"/>
+      <w:r>
+        <w:t>the</w:t>
+      </w:r>
+      <w:proofErr w:type="spellEnd"/>
+      <w:r>
+        <w:t xml:space="preserve"> </w:t>
+      </w:r>
+      <w:proofErr w:type="spellStart"/>
+      <w:r>
+        <w:t>Bash</w:t>
+      </w:r>
+      <w:proofErr w:type="spellEnd"/>
+      <w:r>
+        <w:t xml:space="preserve"> </w:t>
+      </w:r>
+      <w:proofErr w:type="spellStart"/>
+      <w:r>
+        <w:t>shell</w:t>
+      </w:r>
+      <w:proofErr w:type="spellEnd"/>
+      <w:r>
+        <w:t xml:space="preserve"> (PID 4862) </w:t>
+      </w:r>
+      <w:proofErr w:type="spellStart"/>
+      <w:r>
+        <w:t>and</w:t>
+      </w:r>
+      <w:proofErr w:type="spellEnd"/>
+      <w:r>
+        <w:t xml:space="preserve"> </w:t>
+      </w:r>
+      <w:proofErr w:type="spellStart"/>
+      <w:r>
+        <w:t>the</w:t>
+      </w:r>
+      <w:proofErr w:type="spellEnd"/>
+      <w:r>
+        <w:t xml:space="preserve"> </w:t>
+      </w:r>
+      <w:proofErr w:type="spellStart"/>
+      <w:r>
+        <w:rPr>
+          <w:rFonts w:ascii="Courier New" w:hAnsi="Courier New" w:cs="Courier New"/>
+          <w:sz w:val="20"/>
+          <w:szCs w:val="20"/>
+        </w:rPr>
+        <w:t>ps</w:t>
+      </w:r>
+      <w:proofErr w:type="spellEnd"/>
+      <w:r>
+        <w:t xml:space="preserve"> </w:t>
+      </w:r>
+      <w:proofErr w:type="spellStart"/>
+      <w:r>
+        <w:t>command</w:t>
+      </w:r>
+      <w:proofErr w:type="spellEnd"/>
+      <w:r>
+        <w:t xml:space="preserve"> (PID 6345). </w:t>
+      </w:r>
+      <w:proofErr w:type="spellStart"/>
+      <w:r>
+        <w:t>After</w:t>
+      </w:r>
+      <w:proofErr w:type="spellEnd"/>
+      <w:r>
+        <w:t xml:space="preserve"> </w:t>
+      </w:r>
+      <w:proofErr w:type="spellStart"/>
+      <w:r>
+        <w:rPr>
+          <w:rFonts w:ascii="Courier New" w:hAnsi="Courier New" w:cs="Courier New"/>
+          <w:sz w:val="20"/>
+          <w:szCs w:val="20"/>
+        </w:rPr>
+        <w:t>sleep</w:t>
+      </w:r>
+      <w:proofErr w:type="spellEnd"/>
+      <w:r>
+        <w:rPr>
+          <w:rFonts w:ascii="Courier New" w:hAnsi="Courier New" w:cs="Courier New"/>
+          <w:sz w:val="20"/>
+          <w:szCs w:val="20"/>
+        </w:rPr>
+        <w:t>(20)</w:t>
+      </w:r>
+      <w:r>
+        <w:t xml:space="preserve"> </w:t>
+      </w:r>
+      <w:proofErr w:type="spellStart"/>
+      <w:r>
+        <w:t>finished</w:t>
       </w:r>
       <w:proofErr w:type="spellEnd"/>
       <w:r>
@@ -14985,6 +16267,413 @@
       </w:r>
       <w:proofErr w:type="spellStart"/>
       <w:r>
+        <w:t>the</w:t>
+      </w:r>
+      <w:proofErr w:type="spellEnd"/>
+      <w:r>
+        <w:t xml:space="preserve"> </w:t>
+      </w:r>
+      <w:proofErr w:type="spellStart"/>
+      <w:r>
+        <w:t>parent</w:t>
+      </w:r>
+      <w:proofErr w:type="spellEnd"/>
+      <w:r>
+        <w:t xml:space="preserve"> </w:t>
+      </w:r>
+      <w:proofErr w:type="spellStart"/>
+      <w:r>
+        <w:t>called</w:t>
+      </w:r>
+      <w:proofErr w:type="spellEnd"/>
+      <w:r>
+        <w:t xml:space="preserve"> </w:t>
+      </w:r>
+      <w:proofErr w:type="spellStart"/>
+      <w:r>
+        <w:rPr>
+          <w:rFonts w:ascii="Courier New" w:hAnsi="Courier New" w:cs="Courier New"/>
+          <w:sz w:val="20"/>
+          <w:szCs w:val="20"/>
+        </w:rPr>
+        <w:t>waitpid</w:t>
+      </w:r>
+      <w:proofErr w:type="spellEnd"/>
+      <w:r>
+        <w:rPr>
+          <w:rFonts w:ascii="Courier New" w:hAnsi="Courier New" w:cs="Courier New"/>
+          <w:sz w:val="20"/>
+          <w:szCs w:val="20"/>
+        </w:rPr>
+        <w:t>(</w:t>
+      </w:r>
+      <w:proofErr w:type="spellStart"/>
+      <w:r>
+        <w:rPr>
+          <w:rFonts w:ascii="Courier New" w:hAnsi="Courier New" w:cs="Courier New"/>
+          <w:sz w:val="20"/>
+          <w:szCs w:val="20"/>
+        </w:rPr>
+        <w:t>pid</w:t>
+      </w:r>
+      <w:proofErr w:type="spellEnd"/>
+      <w:r>
+        <w:rPr>
+          <w:rFonts w:ascii="Courier New" w:hAnsi="Courier New" w:cs="Courier New"/>
+          <w:sz w:val="20"/>
+          <w:szCs w:val="20"/>
+        </w:rPr>
+        <w:t>, &amp;status, 0)</w:t>
+      </w:r>
+      <w:r>
+        <w:t xml:space="preserve"> </w:t>
+      </w:r>
+      <w:proofErr w:type="spellStart"/>
+      <w:r>
+        <w:t>to</w:t>
+      </w:r>
+      <w:proofErr w:type="spellEnd"/>
+      <w:r>
+        <w:t xml:space="preserve"> </w:t>
+      </w:r>
+      <w:proofErr w:type="spellStart"/>
+      <w:r>
+        <w:t>collect</w:t>
+      </w:r>
+      <w:proofErr w:type="spellEnd"/>
+      <w:r>
+        <w:t xml:space="preserve"> </w:t>
+      </w:r>
+      <w:proofErr w:type="spellStart"/>
+      <w:r>
+        <w:t>the</w:t>
+      </w:r>
+      <w:proofErr w:type="spellEnd"/>
+      <w:r>
+        <w:t xml:space="preserve"> </w:t>
+      </w:r>
+      <w:proofErr w:type="spellStart"/>
+      <w:r>
+        <w:t>child's</w:t>
+      </w:r>
+      <w:proofErr w:type="spellEnd"/>
+      <w:r>
+        <w:t xml:space="preserve"> </w:t>
+      </w:r>
+      <w:proofErr w:type="spellStart"/>
+      <w:r>
+        <w:t>exit</w:t>
+      </w:r>
+      <w:proofErr w:type="spellEnd"/>
+      <w:r>
+        <w:t xml:space="preserve"> status, </w:t>
+      </w:r>
+      <w:proofErr w:type="spellStart"/>
+      <w:r>
+        <w:t>allowing</w:t>
+      </w:r>
+      <w:proofErr w:type="spellEnd"/>
+      <w:r>
+        <w:t xml:space="preserve"> </w:t>
+      </w:r>
+      <w:proofErr w:type="spellStart"/>
+      <w:r>
+        <w:t>the</w:t>
+      </w:r>
+      <w:proofErr w:type="spellEnd"/>
+      <w:r>
+        <w:t xml:space="preserve"> </w:t>
+      </w:r>
+      <w:proofErr w:type="spellStart"/>
+      <w:r>
+        <w:t>kernel</w:t>
+      </w:r>
+      <w:proofErr w:type="spellEnd"/>
+      <w:r>
+        <w:t xml:space="preserve"> </w:t>
+      </w:r>
+      <w:proofErr w:type="spellStart"/>
+      <w:r>
+        <w:t>to</w:t>
+      </w:r>
+      <w:proofErr w:type="spellEnd"/>
+      <w:r>
+        <w:t xml:space="preserve"> </w:t>
+      </w:r>
+      <w:proofErr w:type="spellStart"/>
+      <w:r>
+        <w:t>remove</w:t>
+      </w:r>
+      <w:proofErr w:type="spellEnd"/>
+      <w:r>
+        <w:t xml:space="preserve"> </w:t>
+      </w:r>
+      <w:proofErr w:type="spellStart"/>
+      <w:r>
+        <w:t>the</w:t>
+      </w:r>
+      <w:proofErr w:type="spellEnd"/>
+      <w:r>
+        <w:t xml:space="preserve"> </w:t>
+      </w:r>
+      <w:proofErr w:type="spellStart"/>
+      <w:r>
+        <w:t>zombie</w:t>
+      </w:r>
+      <w:proofErr w:type="spellEnd"/>
+      <w:r>
+        <w:t xml:space="preserve"> </w:t>
+      </w:r>
+      <w:proofErr w:type="spellStart"/>
+      <w:r>
+        <w:t>entry</w:t>
+      </w:r>
+      <w:proofErr w:type="spellEnd"/>
+      <w:r>
+        <w:t xml:space="preserve">. </w:t>
+      </w:r>
+      <w:proofErr w:type="spellStart"/>
+      <w:r>
+        <w:t>This</w:t>
+      </w:r>
+      <w:proofErr w:type="spellEnd"/>
+      <w:r>
+        <w:t xml:space="preserve"> </w:t>
+      </w:r>
+      <w:proofErr w:type="spellStart"/>
+      <w:r>
+        <w:t>process</w:t>
+      </w:r>
+      <w:proofErr w:type="spellEnd"/>
+      <w:r>
+        <w:t xml:space="preserve"> </w:t>
+      </w:r>
+      <w:proofErr w:type="spellStart"/>
+      <w:r>
+        <w:t>is</w:t>
+      </w:r>
+      <w:proofErr w:type="spellEnd"/>
+      <w:r>
+        <w:t xml:space="preserve"> </w:t>
+      </w:r>
+      <w:proofErr w:type="spellStart"/>
+      <w:r>
+        <w:t>called</w:t>
+      </w:r>
+      <w:proofErr w:type="spellEnd"/>
+      <w:r>
+        <w:t xml:space="preserve"> </w:t>
+      </w:r>
+      <w:proofErr w:type="spellStart"/>
+      <w:r>
+        <w:t>reaping</w:t>
+      </w:r>
+      <w:proofErr w:type="spellEnd"/>
+      <w:r>
+        <w:t xml:space="preserve"> </w:t>
+      </w:r>
+      <w:proofErr w:type="spellStart"/>
+      <w:r>
+        <w:t>the</w:t>
+      </w:r>
+      <w:proofErr w:type="spellEnd"/>
+      <w:r>
+        <w:t xml:space="preserve"> </w:t>
+      </w:r>
+      <w:proofErr w:type="spellStart"/>
+      <w:r>
+        <w:t>child</w:t>
+      </w:r>
+      <w:proofErr w:type="spellEnd"/>
+      <w:r>
+        <w:t xml:space="preserve">. The </w:t>
+      </w:r>
+      <w:proofErr w:type="spellStart"/>
+      <w:r>
+        <w:t>parent</w:t>
+      </w:r>
+      <w:proofErr w:type="spellEnd"/>
+      <w:r>
+        <w:t xml:space="preserve"> </w:t>
+      </w:r>
+      <w:proofErr w:type="spellStart"/>
+      <w:r>
+        <w:t>then</w:t>
+      </w:r>
+      <w:proofErr w:type="spellEnd"/>
+      <w:r>
+        <w:t xml:space="preserve"> </w:t>
+      </w:r>
+      <w:proofErr w:type="spellStart"/>
+      <w:r>
+        <w:t>terminated</w:t>
+      </w:r>
+      <w:proofErr w:type="spellEnd"/>
+      <w:r>
+        <w:t xml:space="preserve"> </w:t>
+      </w:r>
+      <w:proofErr w:type="spellStart"/>
+      <w:r>
+        <w:t>normally</w:t>
+      </w:r>
+      <w:proofErr w:type="spellEnd"/>
+      <w:r>
+        <w:t xml:space="preserve">. </w:t>
+      </w:r>
+      <w:proofErr w:type="spellStart"/>
+      <w:r>
+        <w:t>If</w:t>
+      </w:r>
+      <w:proofErr w:type="spellEnd"/>
+      <w:r>
+        <w:t xml:space="preserve"> </w:t>
+      </w:r>
+      <w:proofErr w:type="spellStart"/>
+      <w:r>
+        <w:t>the</w:t>
+      </w:r>
+      <w:proofErr w:type="spellEnd"/>
+      <w:r>
+        <w:t xml:space="preserve"> </w:t>
+      </w:r>
+      <w:proofErr w:type="spellStart"/>
+      <w:r>
+        <w:t>parent</w:t>
+      </w:r>
+      <w:proofErr w:type="spellEnd"/>
+      <w:r>
+        <w:t xml:space="preserve"> </w:t>
+      </w:r>
+      <w:proofErr w:type="spellStart"/>
+      <w:r>
+        <w:t>had</w:t>
+      </w:r>
+      <w:proofErr w:type="spellEnd"/>
+      <w:r>
+        <w:t xml:space="preserve"> </w:t>
+      </w:r>
+      <w:proofErr w:type="spellStart"/>
+      <w:r>
+        <w:t>exited</w:t>
+      </w:r>
+      <w:proofErr w:type="spellEnd"/>
+      <w:r>
+        <w:t xml:space="preserve"> </w:t>
+      </w:r>
+      <w:proofErr w:type="spellStart"/>
+      <w:r>
+        <w:t>without</w:t>
+      </w:r>
+      <w:proofErr w:type="spellEnd"/>
+      <w:r>
+        <w:t xml:space="preserve"> </w:t>
+      </w:r>
+      <w:proofErr w:type="spellStart"/>
+      <w:r>
+        <w:t>waiting</w:t>
+      </w:r>
+      <w:proofErr w:type="spellEnd"/>
+      <w:r>
+        <w:t xml:space="preserve">, </w:t>
+      </w:r>
+      <w:proofErr w:type="spellStart"/>
+      <w:r>
+        <w:t>the</w:t>
+      </w:r>
+      <w:proofErr w:type="spellEnd"/>
+      <w:r>
+        <w:t xml:space="preserve"> </w:t>
+      </w:r>
+      <w:proofErr w:type="spellStart"/>
+      <w:r>
+        <w:t>orphaned</w:t>
+      </w:r>
+      <w:proofErr w:type="spellEnd"/>
+      <w:r>
+        <w:t xml:space="preserve"> </w:t>
+      </w:r>
+      <w:proofErr w:type="spellStart"/>
+      <w:r>
+        <w:t>child</w:t>
+      </w:r>
+      <w:proofErr w:type="spellEnd"/>
+      <w:r>
+        <w:t xml:space="preserve"> </w:t>
+      </w:r>
+      <w:proofErr w:type="spellStart"/>
+      <w:r>
+        <w:t>would</w:t>
+      </w:r>
+      <w:proofErr w:type="spellEnd"/>
+      <w:r>
+        <w:t xml:space="preserve"> </w:t>
+      </w:r>
+      <w:proofErr w:type="spellStart"/>
+      <w:r>
+        <w:t>have</w:t>
+      </w:r>
+      <w:proofErr w:type="spellEnd"/>
+      <w:r>
+        <w:t xml:space="preserve"> </w:t>
+      </w:r>
+      <w:proofErr w:type="spellStart"/>
+      <w:r>
+        <w:t>been</w:t>
+      </w:r>
+      <w:proofErr w:type="spellEnd"/>
+      <w:r>
+        <w:t xml:space="preserve"> </w:t>
+      </w:r>
+      <w:proofErr w:type="spellStart"/>
+      <w:r>
+        <w:t>adopted</w:t>
+      </w:r>
+      <w:proofErr w:type="spellEnd"/>
+      <w:r>
+        <w:t xml:space="preserve"> </w:t>
+      </w:r>
+      <w:proofErr w:type="spellStart"/>
+      <w:r>
+        <w:t>by</w:t>
+      </w:r>
+      <w:proofErr w:type="spellEnd"/>
+      <w:r>
+        <w:t xml:space="preserve"> </w:t>
+      </w:r>
+      <w:proofErr w:type="spellStart"/>
+      <w:r>
+        <w:t>the</w:t>
+      </w:r>
+      <w:proofErr w:type="spellEnd"/>
+      <w:r>
+        <w:t xml:space="preserve"> </w:t>
+      </w:r>
+      <w:proofErr w:type="spellStart"/>
+      <w:r>
+        <w:t>system's</w:t>
+      </w:r>
+      <w:proofErr w:type="spellEnd"/>
+      <w:r>
+        <w:t xml:space="preserve"> </w:t>
+      </w:r>
+      <w:proofErr w:type="spellStart"/>
+      <w:r>
+        <w:t>reaper</w:t>
+      </w:r>
+      <w:proofErr w:type="spellEnd"/>
+      <w:r>
+        <w:t xml:space="preserve"> </w:t>
+      </w:r>
+      <w:proofErr w:type="spellStart"/>
+      <w:r>
+        <w:t>process</w:t>
+      </w:r>
+      <w:proofErr w:type="spellEnd"/>
+      <w:r>
+        <w:t xml:space="preserve"> </w:t>
+      </w:r>
+      <w:proofErr w:type="spellStart"/>
+      <w:r>
         <w:t>and</w:t>
       </w:r>
       <w:proofErr w:type="spellEnd"/>
@@ -14993,160 +16682,7 @@
       </w:r>
       <w:proofErr w:type="spellStart"/>
       <w:r>
-        <w:t>neither</w:t>
-      </w:r>
-      <w:proofErr w:type="spellEnd"/>
-      <w:r>
-        <w:t xml:space="preserve"> </w:t>
-      </w:r>
-      <w:proofErr w:type="spellStart"/>
-      <w:r>
-        <w:t>is</w:t>
-      </w:r>
-      <w:proofErr w:type="spellEnd"/>
-      <w:r>
-        <w:t xml:space="preserve"> </w:t>
-      </w:r>
-      <w:r>
-        <w:rPr>
-          <w:rStyle w:val="HTMLCode"/>
-        </w:rPr>
-        <w:t>./</w:t>
-      </w:r>
-      <w:proofErr w:type="spellStart"/>
-      <w:r>
-        <w:rPr>
-          <w:rStyle w:val="HTMLCode"/>
-        </w:rPr>
-        <w:t>zombie</w:t>
-      </w:r>
-      <w:proofErr w:type="spellEnd"/>
-      <w:r>
-        <w:t xml:space="preserve">, </w:t>
-      </w:r>
-      <w:proofErr w:type="spellStart"/>
-      <w:r>
-        <w:t>which</w:t>
-      </w:r>
-      <w:proofErr w:type="spellEnd"/>
-      <w:r>
-        <w:t xml:space="preserve"> </w:t>
-      </w:r>
-      <w:proofErr w:type="spellStart"/>
-      <w:r>
-        <w:t>has</w:t>
-      </w:r>
-      <w:proofErr w:type="spellEnd"/>
-      <w:r>
-        <w:t xml:space="preserve"> </w:t>
-      </w:r>
-      <w:proofErr w:type="spellStart"/>
-      <w:r>
-        <w:t>finished</w:t>
-      </w:r>
-      <w:proofErr w:type="spellEnd"/>
-      <w:r>
-        <w:t xml:space="preserve">. The line </w:t>
-      </w:r>
-      <w:proofErr w:type="spellStart"/>
-      <w:r>
-        <w:t>that</w:t>
-      </w:r>
-      <w:proofErr w:type="spellEnd"/>
-      <w:r>
-        <w:t xml:space="preserve"> made it </w:t>
-      </w:r>
-      <w:proofErr w:type="spellStart"/>
-      <w:r>
-        <w:t>disappear</w:t>
-      </w:r>
-      <w:proofErr w:type="spellEnd"/>
-      <w:r>
-        <w:t xml:space="preserve"> </w:t>
-      </w:r>
-      <w:proofErr w:type="spellStart"/>
-      <w:r>
-        <w:t>is</w:t>
-      </w:r>
-      <w:proofErr w:type="spellEnd"/>
-      <w:r>
-        <w:t xml:space="preserve"> </w:t>
-      </w:r>
-      <w:proofErr w:type="spellStart"/>
-      <w:r>
-        <w:rPr>
-          <w:rStyle w:val="HTMLCode"/>
-        </w:rPr>
-        <w:t>waitpid</w:t>
-      </w:r>
-      <w:proofErr w:type="spellEnd"/>
-      <w:r>
-        <w:rPr>
-          <w:rStyle w:val="HTMLCode"/>
-        </w:rPr>
-        <w:t>(</w:t>
-      </w:r>
-      <w:proofErr w:type="spellStart"/>
-      <w:r>
-        <w:rPr>
-          <w:rStyle w:val="HTMLCode"/>
-        </w:rPr>
-        <w:t>pid</w:t>
-      </w:r>
-      <w:proofErr w:type="spellEnd"/>
-      <w:r>
-        <w:rPr>
-          <w:rStyle w:val="HTMLCode"/>
-        </w:rPr>
-        <w:t>, &amp;status, 0);</w:t>
-      </w:r>
-      <w:r>
-        <w:t xml:space="preserve">: </w:t>
-      </w:r>
-      <w:proofErr w:type="spellStart"/>
-      <w:r>
-        <w:t>after</w:t>
-      </w:r>
-      <w:proofErr w:type="spellEnd"/>
-      <w:r>
-        <w:t xml:space="preserve"> </w:t>
-      </w:r>
-      <w:proofErr w:type="spellStart"/>
-      <w:r>
-        <w:rPr>
-          <w:rStyle w:val="HTMLCode"/>
-        </w:rPr>
-        <w:t>sleep</w:t>
-      </w:r>
-      <w:proofErr w:type="spellEnd"/>
-      <w:r>
-        <w:rPr>
-          <w:rStyle w:val="HTMLCode"/>
-        </w:rPr>
-        <w:t>(20)</w:t>
-      </w:r>
-      <w:r>
-        <w:t xml:space="preserve"> </w:t>
-      </w:r>
-      <w:proofErr w:type="spellStart"/>
-      <w:r>
-        <w:t>returned</w:t>
-      </w:r>
-      <w:proofErr w:type="spellEnd"/>
-      <w:r>
-        <w:t xml:space="preserve">, </w:t>
-      </w:r>
-      <w:proofErr w:type="spellStart"/>
-      <w:r>
-        <w:t>the</w:t>
-      </w:r>
-      <w:proofErr w:type="spellEnd"/>
-      <w:r>
-        <w:t xml:space="preserve"> </w:t>
-      </w:r>
-      <w:proofErr w:type="spellStart"/>
-      <w:r>
-        <w:t>parent</w:t>
+        <w:t>eventually</w:t>
       </w:r>
       <w:proofErr w:type="spellEnd"/>
       <w:r>
@@ -15155,365 +16691,6 @@
       <w:proofErr w:type="spellStart"/>
       <w:r>
         <w:t>collected</w:t>
-      </w:r>
-      <w:proofErr w:type="spellEnd"/>
-      <w:r>
-        <w:t xml:space="preserve"> </w:t>
-      </w:r>
-      <w:proofErr w:type="spellStart"/>
-      <w:r>
-        <w:t>the</w:t>
-      </w:r>
-      <w:proofErr w:type="spellEnd"/>
-      <w:r>
-        <w:t xml:space="preserve"> </w:t>
-      </w:r>
-      <w:proofErr w:type="spellStart"/>
-      <w:r>
-        <w:t>exit</w:t>
-      </w:r>
-      <w:proofErr w:type="spellEnd"/>
-      <w:r>
-        <w:t xml:space="preserve"> status of </w:t>
-      </w:r>
-      <w:proofErr w:type="spellStart"/>
-      <w:r>
-        <w:lastRenderedPageBreak/>
-        <w:t>the</w:t>
-      </w:r>
-      <w:proofErr w:type="spellEnd"/>
-      <w:r>
-        <w:t xml:space="preserve"> </w:t>
-      </w:r>
-      <w:proofErr w:type="spellStart"/>
-      <w:r>
-        <w:t>child</w:t>
-      </w:r>
-      <w:proofErr w:type="spellEnd"/>
-      <w:r>
-        <w:t xml:space="preserve">, </w:t>
-      </w:r>
-      <w:proofErr w:type="spellStart"/>
-      <w:r>
-        <w:t>and</w:t>
-      </w:r>
-      <w:proofErr w:type="spellEnd"/>
-      <w:r>
-        <w:t xml:space="preserve"> </w:t>
-      </w:r>
-      <w:proofErr w:type="spellStart"/>
-      <w:r>
-        <w:t>only</w:t>
-      </w:r>
-      <w:proofErr w:type="spellEnd"/>
-      <w:r>
-        <w:t xml:space="preserve"> </w:t>
-      </w:r>
-      <w:proofErr w:type="spellStart"/>
-      <w:r>
-        <w:t>then</w:t>
-      </w:r>
-      <w:proofErr w:type="spellEnd"/>
-      <w:r>
-        <w:t xml:space="preserve"> </w:t>
-      </w:r>
-      <w:proofErr w:type="spellStart"/>
-      <w:r>
-        <w:t>did</w:t>
-      </w:r>
-      <w:proofErr w:type="spellEnd"/>
-      <w:r>
-        <w:t xml:space="preserve"> </w:t>
-      </w:r>
-      <w:proofErr w:type="spellStart"/>
-      <w:r>
-        <w:t>the</w:t>
-      </w:r>
-      <w:proofErr w:type="spellEnd"/>
-      <w:r>
-        <w:t xml:space="preserve"> </w:t>
-      </w:r>
-      <w:proofErr w:type="spellStart"/>
-      <w:r>
-        <w:t>kernel</w:t>
-      </w:r>
-      <w:proofErr w:type="spellEnd"/>
-      <w:r>
-        <w:t xml:space="preserve"> </w:t>
-      </w:r>
-      <w:proofErr w:type="spellStart"/>
-      <w:r>
-        <w:t>remove</w:t>
-      </w:r>
-      <w:proofErr w:type="spellEnd"/>
-      <w:r>
-        <w:t xml:space="preserve"> </w:t>
-      </w:r>
-      <w:proofErr w:type="spellStart"/>
-      <w:r>
-        <w:t>its</w:t>
-      </w:r>
-      <w:proofErr w:type="spellEnd"/>
-      <w:r>
-        <w:t xml:space="preserve"> </w:t>
-      </w:r>
-      <w:proofErr w:type="spellStart"/>
-      <w:r>
-        <w:t>entry</w:t>
-      </w:r>
-      <w:proofErr w:type="spellEnd"/>
-      <w:r>
-        <w:t xml:space="preserve">. </w:t>
-      </w:r>
-      <w:proofErr w:type="spellStart"/>
-      <w:r>
-        <w:t>This</w:t>
-      </w:r>
-      <w:proofErr w:type="spellEnd"/>
-      <w:r>
-        <w:t xml:space="preserve"> </w:t>
-      </w:r>
-      <w:proofErr w:type="spellStart"/>
-      <w:r>
-        <w:t>is</w:t>
-      </w:r>
-      <w:proofErr w:type="spellEnd"/>
-      <w:r>
-        <w:t xml:space="preserve"> </w:t>
-      </w:r>
-      <w:proofErr w:type="spellStart"/>
-      <w:r>
-        <w:t>called</w:t>
-      </w:r>
-      <w:proofErr w:type="spellEnd"/>
-      <w:r>
-        <w:t xml:space="preserve"> </w:t>
-      </w:r>
-      <w:proofErr w:type="spellStart"/>
-      <w:r>
-        <w:rPr>
-          <w:i/>
-        </w:rPr>
-        <w:t>reaping</w:t>
-      </w:r>
-      <w:proofErr w:type="spellEnd"/>
-      <w:r>
-        <w:t xml:space="preserve"> </w:t>
-      </w:r>
-      <w:proofErr w:type="spellStart"/>
-      <w:r>
-        <w:t>the</w:t>
-      </w:r>
-      <w:proofErr w:type="spellEnd"/>
-      <w:r>
-        <w:t xml:space="preserve"> </w:t>
-      </w:r>
-      <w:proofErr w:type="spellStart"/>
-      <w:r>
-        <w:t>child</w:t>
-      </w:r>
-      <w:proofErr w:type="spellEnd"/>
-      <w:r>
-        <w:t xml:space="preserve">. </w:t>
-      </w:r>
-      <w:proofErr w:type="spellStart"/>
-      <w:r>
-        <w:t>If</w:t>
-      </w:r>
-      <w:proofErr w:type="spellEnd"/>
-      <w:r>
-        <w:t xml:space="preserve"> </w:t>
-      </w:r>
-      <w:proofErr w:type="spellStart"/>
-      <w:r>
-        <w:t>the</w:t>
-      </w:r>
-      <w:proofErr w:type="spellEnd"/>
-      <w:r>
-        <w:t xml:space="preserve"> </w:t>
-      </w:r>
-      <w:proofErr w:type="spellStart"/>
-      <w:r>
-        <w:t>parent</w:t>
-      </w:r>
-      <w:proofErr w:type="spellEnd"/>
-      <w:r>
-        <w:t xml:space="preserve"> </w:t>
-      </w:r>
-      <w:proofErr w:type="spellStart"/>
-      <w:r>
-        <w:t>had</w:t>
-      </w:r>
-      <w:proofErr w:type="spellEnd"/>
-      <w:r>
-        <w:t xml:space="preserve"> </w:t>
-      </w:r>
-      <w:proofErr w:type="spellStart"/>
-      <w:r>
-        <w:t>ended</w:t>
-      </w:r>
-      <w:proofErr w:type="spellEnd"/>
-      <w:r>
-        <w:t xml:space="preserve"> </w:t>
-      </w:r>
-      <w:proofErr w:type="spellStart"/>
-      <w:r>
-        <w:t>without</w:t>
-      </w:r>
-      <w:proofErr w:type="spellEnd"/>
-      <w:r>
-        <w:t xml:space="preserve"> </w:t>
-      </w:r>
-      <w:proofErr w:type="spellStart"/>
-      <w:r>
-        <w:t>waiting</w:t>
-      </w:r>
-      <w:proofErr w:type="spellEnd"/>
-      <w:r>
-        <w:t xml:space="preserve">, </w:t>
-      </w:r>
-      <w:proofErr w:type="spellStart"/>
-      <w:r>
-        <w:t>the</w:t>
-      </w:r>
-      <w:proofErr w:type="spellEnd"/>
-      <w:r>
-        <w:t xml:space="preserve"> </w:t>
-      </w:r>
-      <w:proofErr w:type="spellStart"/>
-      <w:r>
-        <w:t>zombie</w:t>
-      </w:r>
-      <w:proofErr w:type="spellEnd"/>
-      <w:r>
-        <w:t xml:space="preserve"> </w:t>
-      </w:r>
-      <w:proofErr w:type="spellStart"/>
-      <w:r>
-        <w:t>would</w:t>
-      </w:r>
-      <w:proofErr w:type="spellEnd"/>
-      <w:r>
-        <w:t xml:space="preserve"> </w:t>
-      </w:r>
-      <w:proofErr w:type="spellStart"/>
-      <w:r>
-        <w:t>have</w:t>
-      </w:r>
-      <w:proofErr w:type="spellEnd"/>
-      <w:r>
-        <w:t xml:space="preserve"> </w:t>
-      </w:r>
-      <w:proofErr w:type="spellStart"/>
-      <w:r>
-        <w:t>been</w:t>
-      </w:r>
-      <w:proofErr w:type="spellEnd"/>
-      <w:r>
-        <w:t xml:space="preserve"> </w:t>
-      </w:r>
-      <w:proofErr w:type="spellStart"/>
-      <w:r>
-        <w:t>adopted</w:t>
-      </w:r>
-      <w:proofErr w:type="spellEnd"/>
-      <w:r>
-        <w:t xml:space="preserve"> </w:t>
-      </w:r>
-      <w:proofErr w:type="spellStart"/>
-      <w:r>
-        <w:t>by</w:t>
-      </w:r>
-      <w:proofErr w:type="spellEnd"/>
-      <w:r>
-        <w:t xml:space="preserve"> </w:t>
-      </w:r>
-      <w:proofErr w:type="spellStart"/>
-      <w:r>
-        <w:rPr>
-          <w:rStyle w:val="HTMLCode"/>
-        </w:rPr>
-        <w:t>init</w:t>
-      </w:r>
-      <w:proofErr w:type="spellEnd"/>
-      <w:r>
-        <w:t xml:space="preserve"> (PID 1), </w:t>
-      </w:r>
-      <w:proofErr w:type="spellStart"/>
-      <w:r>
-        <w:t>which</w:t>
-      </w:r>
-      <w:proofErr w:type="spellEnd"/>
-      <w:r>
-        <w:t xml:space="preserve"> </w:t>
-      </w:r>
-      <w:proofErr w:type="spellStart"/>
-      <w:r>
-        <w:t>waits</w:t>
-      </w:r>
-      <w:proofErr w:type="spellEnd"/>
-      <w:r>
-        <w:t xml:space="preserve"> for </w:t>
-      </w:r>
-      <w:proofErr w:type="spellStart"/>
-      <w:r>
-        <w:t>all</w:t>
-      </w:r>
-      <w:proofErr w:type="spellEnd"/>
-      <w:r>
-        <w:t xml:space="preserve"> </w:t>
-      </w:r>
-      <w:proofErr w:type="spellStart"/>
-      <w:r>
-        <w:t>orphans</w:t>
-      </w:r>
-      <w:proofErr w:type="spellEnd"/>
-      <w:r>
-        <w:t xml:space="preserve">, </w:t>
-      </w:r>
-      <w:proofErr w:type="spellStart"/>
-      <w:r>
-        <w:t>so</w:t>
-      </w:r>
-      <w:proofErr w:type="spellEnd"/>
-      <w:r>
-        <w:t xml:space="preserve"> it </w:t>
-      </w:r>
-      <w:proofErr w:type="spellStart"/>
-      <w:r>
-        <w:t>would</w:t>
-      </w:r>
-      <w:proofErr w:type="spellEnd"/>
-      <w:r>
-        <w:t xml:space="preserve"> </w:t>
-      </w:r>
-      <w:proofErr w:type="spellStart"/>
-      <w:r>
-        <w:t>still</w:t>
-      </w:r>
-      <w:proofErr w:type="spellEnd"/>
-      <w:r>
-        <w:t xml:space="preserve"> </w:t>
-      </w:r>
-      <w:proofErr w:type="spellStart"/>
-      <w:r>
-        <w:t>have</w:t>
-      </w:r>
-      <w:proofErr w:type="spellEnd"/>
-      <w:r>
-        <w:t xml:space="preserve"> </w:t>
-      </w:r>
-      <w:proofErr w:type="spellStart"/>
-      <w:r>
-        <w:t>been</w:t>
-      </w:r>
-      <w:proofErr w:type="spellEnd"/>
-      <w:r>
-        <w:t xml:space="preserve"> </w:t>
-      </w:r>
-      <w:proofErr w:type="spellStart"/>
-      <w:r>
-        <w:t>removed</w:t>
       </w:r>
       <w:proofErr w:type="spellEnd"/>
       <w:r>
@@ -15525,7 +16702,6 @@
         <w:pStyle w:val="Heading2"/>
         <w:ind w:left="703"/>
       </w:pPr>
-      <w:bookmarkStart w:id="7" w:name="_Toc70108"/>
       <w:r>
         <w:t xml:space="preserve">1.7 </w:t>
       </w:r>
@@ -15942,6 +17118,7 @@
           <w:sz w:val="18"/>
           <w:szCs w:val="18"/>
         </w:rPr>
+        <w:lastRenderedPageBreak/>
         <w:t>#include &lt;</w:t>
       </w:r>
       <w:proofErr w:type="spellStart"/>
@@ -17598,7 +18775,6 @@
         <w:rPr>
           <w:noProof/>
         </w:rPr>
-        <w:lastRenderedPageBreak/>
         <w:drawing>
           <wp:inline distT="0" distB="0" distL="0" distR="0" wp14:anchorId="08394E68" wp14:editId="3BEBBB1B">
             <wp:extent cx="4125627" cy="1447165"/>
@@ -18058,6 +19234,7 @@
       </w:r>
       <w:proofErr w:type="spellStart"/>
       <w:r>
+        <w:lastRenderedPageBreak/>
         <w:t>closed</w:t>
       </w:r>
       <w:proofErr w:type="spellEnd"/>
@@ -19324,7 +20501,6 @@
       </w:pPr>
       <w:bookmarkStart w:id="8" w:name="_Toc70109"/>
       <w:r>
-        <w:lastRenderedPageBreak/>
         <w:t xml:space="preserve">1.8 Building a Pipe </w:t>
       </w:r>
       <w:proofErr w:type="spellStart"/>
@@ -19815,6 +20991,7 @@
           <w:sz w:val="18"/>
           <w:szCs w:val="18"/>
         </w:rPr>
+        <w:lastRenderedPageBreak/>
         <w:t>#include &lt;</w:t>
       </w:r>
       <w:proofErr w:type="spellStart"/>
@@ -21772,7 +22949,6 @@
           <w:sz w:val="18"/>
           <w:szCs w:val="18"/>
         </w:rPr>
-        <w:lastRenderedPageBreak/>
         <w:t xml:space="preserve">Table 1.1 – The file </w:t>
       </w:r>
       <w:proofErr w:type="spellStart"/>
@@ -22584,6 +23760,7 @@
           <w:sz w:val="20"/>
           <w:szCs w:val="20"/>
         </w:rPr>
+        <w:lastRenderedPageBreak/>
         <w:t xml:space="preserve">$ </w:t>
       </w:r>
       <w:proofErr w:type="spellStart"/>
@@ -23731,7 +24908,6 @@
         <w:rPr>
           <w:i/>
         </w:rPr>
-        <w:lastRenderedPageBreak/>
         <w:t>Observations</w:t>
       </w:r>
       <w:proofErr w:type="spellEnd"/>
@@ -24713,6 +25889,7 @@
         <w:rPr>
           <w:rStyle w:val="HTMLCode"/>
         </w:rPr>
+        <w:lastRenderedPageBreak/>
         <w:t>p[1]</w:t>
       </w:r>
       <w:r>
@@ -28229,6 +29406,9 @@
       <w:proofErr w:type="spellEnd"/>
     </w:p>
     <w:p>
+      <w:pPr>
+        <w:jc w:val="left"/>
+      </w:pPr>
       <w:r>
         <w:t xml:space="preserve">Both </w:t>
       </w:r>
@@ -29688,27 +30868,185 @@
           </w:tcPr>
           <w:p>
             <w:pPr>
-              <w:spacing w:before="40" w:beforeAutospacing="0" w:after="40" w:afterAutospacing="0" w:line="240" w:lineRule="auto"/>
+              <w:spacing w:line="240" w:lineRule="auto"/>
               <w:ind w:left="0" w:firstLine="0"/>
-              <w:jc w:val="left"/>
               <w:rPr>
-                <w:lang w:val="en-US" w:eastAsia="en-US"/>
+                <w:sz w:val="20"/>
+                <w:szCs w:val="20"/>
               </w:rPr>
             </w:pPr>
             <w:r>
               <w:rPr>
                 <w:sz w:val="20"/>
                 <w:szCs w:val="20"/>
-                <w:lang w:val="en-US" w:eastAsia="en-US"/>
               </w:rPr>
-              <w:t xml:space="preserve">The ended child is shown as [ls] &lt;defunct&gt; with STAT Z until </w:t>
+              <w:t xml:space="preserve">The </w:t>
             </w:r>
             <w:proofErr w:type="spellStart"/>
             <w:r>
               <w:rPr>
                 <w:sz w:val="20"/>
                 <w:szCs w:val="20"/>
-                <w:lang w:val="en-US" w:eastAsia="en-US"/>
+              </w:rPr>
+              <w:t>terminated</w:t>
+            </w:r>
+            <w:proofErr w:type="spellEnd"/>
+            <w:r>
+              <w:rPr>
+                <w:sz w:val="20"/>
+                <w:szCs w:val="20"/>
+              </w:rPr>
+              <w:t xml:space="preserve"> </w:t>
+            </w:r>
+            <w:proofErr w:type="spellStart"/>
+            <w:r>
+              <w:rPr>
+                <w:sz w:val="20"/>
+                <w:szCs w:val="20"/>
+              </w:rPr>
+              <w:t>child</w:t>
+            </w:r>
+            <w:proofErr w:type="spellEnd"/>
+            <w:r>
+              <w:rPr>
+                <w:sz w:val="20"/>
+                <w:szCs w:val="20"/>
+              </w:rPr>
+              <w:t xml:space="preserve"> </w:t>
+            </w:r>
+            <w:proofErr w:type="spellStart"/>
+            <w:r>
+              <w:rPr>
+                <w:sz w:val="20"/>
+                <w:szCs w:val="20"/>
+              </w:rPr>
+              <w:t>is</w:t>
+            </w:r>
+            <w:proofErr w:type="spellEnd"/>
+            <w:r>
+              <w:rPr>
+                <w:sz w:val="20"/>
+                <w:szCs w:val="20"/>
+              </w:rPr>
+              <w:t xml:space="preserve"> </w:t>
+            </w:r>
+            <w:proofErr w:type="spellStart"/>
+            <w:r>
+              <w:rPr>
+                <w:sz w:val="20"/>
+                <w:szCs w:val="20"/>
+              </w:rPr>
+              <w:t>shown</w:t>
+            </w:r>
+            <w:proofErr w:type="spellEnd"/>
+            <w:r>
+              <w:rPr>
+                <w:sz w:val="20"/>
+                <w:szCs w:val="20"/>
+              </w:rPr>
+              <w:t xml:space="preserve"> as [</w:t>
+            </w:r>
+            <w:proofErr w:type="spellStart"/>
+            <w:r>
+              <w:rPr>
+                <w:sz w:val="20"/>
+                <w:szCs w:val="20"/>
+              </w:rPr>
+              <w:t>zombie</w:t>
+            </w:r>
+            <w:proofErr w:type="spellEnd"/>
+            <w:r>
+              <w:rPr>
+                <w:sz w:val="20"/>
+                <w:szCs w:val="20"/>
+              </w:rPr>
+              <w:t xml:space="preserve">] &lt;defunct&gt; </w:t>
+            </w:r>
+            <w:proofErr w:type="spellStart"/>
+            <w:r>
+              <w:rPr>
+                <w:sz w:val="20"/>
+                <w:szCs w:val="20"/>
+              </w:rPr>
+              <w:t>with</w:t>
+            </w:r>
+            <w:proofErr w:type="spellEnd"/>
+            <w:r>
+              <w:rPr>
+                <w:sz w:val="20"/>
+                <w:szCs w:val="20"/>
+              </w:rPr>
+              <w:t xml:space="preserve"> STAT Z </w:t>
+            </w:r>
+            <w:proofErr w:type="spellStart"/>
+            <w:r>
+              <w:rPr>
+                <w:sz w:val="20"/>
+                <w:szCs w:val="20"/>
+              </w:rPr>
+              <w:t>until</w:t>
+            </w:r>
+            <w:proofErr w:type="spellEnd"/>
+            <w:r>
+              <w:rPr>
+                <w:sz w:val="20"/>
+                <w:szCs w:val="20"/>
+              </w:rPr>
+              <w:t xml:space="preserve"> </w:t>
+            </w:r>
+            <w:proofErr w:type="spellStart"/>
+            <w:r>
+              <w:rPr>
+                <w:sz w:val="20"/>
+                <w:szCs w:val="20"/>
+              </w:rPr>
+              <w:t>the</w:t>
+            </w:r>
+            <w:proofErr w:type="spellEnd"/>
+            <w:r>
+              <w:rPr>
+                <w:sz w:val="20"/>
+                <w:szCs w:val="20"/>
+              </w:rPr>
+              <w:t xml:space="preserve"> </w:t>
+            </w:r>
+            <w:proofErr w:type="spellStart"/>
+            <w:r>
+              <w:rPr>
+                <w:sz w:val="20"/>
+                <w:szCs w:val="20"/>
+              </w:rPr>
+              <w:t>parent</w:t>
+            </w:r>
+            <w:proofErr w:type="spellEnd"/>
+            <w:r>
+              <w:rPr>
+                <w:sz w:val="20"/>
+                <w:szCs w:val="20"/>
+              </w:rPr>
+              <w:t xml:space="preserve"> </w:t>
+            </w:r>
+            <w:proofErr w:type="spellStart"/>
+            <w:r>
+              <w:rPr>
+                <w:sz w:val="20"/>
+                <w:szCs w:val="20"/>
+              </w:rPr>
+              <w:t>calls</w:t>
+            </w:r>
+            <w:proofErr w:type="spellEnd"/>
+            <w:r>
+              <w:rPr>
+                <w:sz w:val="20"/>
+                <w:szCs w:val="20"/>
+              </w:rPr>
+              <w:t xml:space="preserve"> </w:t>
+            </w:r>
+            <w:proofErr w:type="spellStart"/>
+            <w:r>
+              <w:rPr>
+                <w:sz w:val="20"/>
+                <w:szCs w:val="20"/>
               </w:rPr>
               <w:t>waitpid</w:t>
             </w:r>
@@ -29717,10 +31055,83 @@
               <w:rPr>
                 <w:sz w:val="20"/>
                 <w:szCs w:val="20"/>
+              </w:rPr>
+              <w:t xml:space="preserve">() </w:t>
+            </w:r>
+            <w:proofErr w:type="spellStart"/>
+            <w:r>
+              <w:rPr>
+                <w:sz w:val="20"/>
+                <w:szCs w:val="20"/>
+              </w:rPr>
+              <w:t>to</w:t>
+            </w:r>
+            <w:proofErr w:type="spellEnd"/>
+            <w:r>
+              <w:rPr>
+                <w:sz w:val="20"/>
+                <w:szCs w:val="20"/>
+              </w:rPr>
+              <w:t xml:space="preserve"> </w:t>
+            </w:r>
+            <w:proofErr w:type="spellStart"/>
+            <w:r>
+              <w:rPr>
+                <w:sz w:val="20"/>
+                <w:szCs w:val="20"/>
+              </w:rPr>
+              <w:t>collect</w:t>
+            </w:r>
+            <w:proofErr w:type="spellEnd"/>
+            <w:r>
+              <w:rPr>
+                <w:sz w:val="20"/>
+                <w:szCs w:val="20"/>
+              </w:rPr>
+              <w:t xml:space="preserve"> </w:t>
+            </w:r>
+            <w:proofErr w:type="spellStart"/>
+            <w:r>
+              <w:rPr>
+                <w:sz w:val="20"/>
+                <w:szCs w:val="20"/>
+              </w:rPr>
+              <w:t>its</w:t>
+            </w:r>
+            <w:proofErr w:type="spellEnd"/>
+            <w:r>
+              <w:rPr>
+                <w:sz w:val="20"/>
+                <w:szCs w:val="20"/>
+              </w:rPr>
+              <w:t xml:space="preserve"> </w:t>
+            </w:r>
+            <w:proofErr w:type="spellStart"/>
+            <w:r>
+              <w:rPr>
+                <w:sz w:val="20"/>
+                <w:szCs w:val="20"/>
+              </w:rPr>
+              <w:t>exit</w:t>
+            </w:r>
+            <w:proofErr w:type="spellEnd"/>
+            <w:r>
+              <w:rPr>
+                <w:sz w:val="20"/>
+                <w:szCs w:val="20"/>
+              </w:rPr>
+              <w:t xml:space="preserve"> status.</w:t>
+            </w:r>
+          </w:p>
+          <w:p>
+            <w:pPr>
+              <w:spacing w:before="40" w:beforeAutospacing="0" w:after="40" w:afterAutospacing="0" w:line="240" w:lineRule="auto"/>
+              <w:ind w:left="0" w:firstLine="0"/>
+              <w:jc w:val="left"/>
+              <w:rPr>
                 <w:lang w:val="en-US" w:eastAsia="en-US"/>
               </w:rPr>
-              <w:t xml:space="preserve"> reaps it.</w:t>
-            </w:r>
+            </w:pPr>
           </w:p>
         </w:tc>
       </w:tr>
@@ -31384,7 +32795,7 @@
       </w:r>
       <w:proofErr w:type="spellStart"/>
       <w:r>
-        <w:t>end</w:t>
+        <w:t>termination</w:t>
       </w:r>
       <w:proofErr w:type="spellEnd"/>
       <w:r>
@@ -31400,6 +32811,14 @@
       </w:r>
       <w:proofErr w:type="spellStart"/>
       <w:r>
+        <w:t>process</w:t>
+      </w:r>
+      <w:proofErr w:type="spellEnd"/>
+      <w:r>
+        <w:t xml:space="preserve"> </w:t>
+      </w:r>
+      <w:proofErr w:type="spellStart"/>
+      <w:r>
         <w:t>and</w:t>
       </w:r>
       <w:proofErr w:type="spellEnd"/>
@@ -31436,22 +32855,67 @@
       </w:r>
       <w:proofErr w:type="spellEnd"/>
       <w:r>
-        <w:t xml:space="preserve"> for it. For 20 </w:t>
-      </w:r>
-      <w:proofErr w:type="spellStart"/>
-      <w:r>
-        <w:t>seconds</w:t>
-      </w:r>
-      <w:proofErr w:type="spellEnd"/>
-      <w:r>
-        <w:t xml:space="preserve"> </w:t>
-      </w:r>
-      <w:proofErr w:type="spellStart"/>
-      <w:r>
-        <w:rPr>
-          <w:rStyle w:val="HTMLCode"/>
-        </w:rPr>
-        <w:t>ls</w:t>
+        <w:t xml:space="preserve"> for it. The </w:t>
+      </w:r>
+      <w:proofErr w:type="spellStart"/>
+      <w:r>
+        <w:t>child's</w:t>
+      </w:r>
+      <w:proofErr w:type="spellEnd"/>
+      <w:r>
+        <w:t xml:space="preserve"> </w:t>
+      </w:r>
+      <w:proofErr w:type="spellStart"/>
+      <w:r>
+        <w:t>attempt</w:t>
+      </w:r>
+      <w:proofErr w:type="spellEnd"/>
+      <w:r>
+        <w:t xml:space="preserve"> </w:t>
+      </w:r>
+      <w:proofErr w:type="spellStart"/>
+      <w:r>
+        <w:t>to</w:t>
+      </w:r>
+      <w:proofErr w:type="spellEnd"/>
+      <w:r>
+        <w:t xml:space="preserve"> execute </w:t>
+      </w:r>
+      <w:proofErr w:type="spellStart"/>
+      <w:r>
+        <w:t>another</w:t>
+      </w:r>
+      <w:proofErr w:type="spellEnd"/>
+      <w:r>
+        <w:t xml:space="preserve"> program </w:t>
+      </w:r>
+      <w:proofErr w:type="spellStart"/>
+      <w:r>
+        <w:t>failed</w:t>
+      </w:r>
+      <w:proofErr w:type="spellEnd"/>
+      <w:r>
+        <w:t xml:space="preserve">, but it </w:t>
+      </w:r>
+      <w:proofErr w:type="spellStart"/>
+      <w:r>
+        <w:t>still</w:t>
+      </w:r>
+      <w:proofErr w:type="spellEnd"/>
+      <w:r>
+        <w:t xml:space="preserve"> </w:t>
+      </w:r>
+      <w:proofErr w:type="spellStart"/>
+      <w:r>
+        <w:t>terminated</w:t>
+      </w:r>
+      <w:proofErr w:type="spellEnd"/>
+      <w:r>
+        <w:t xml:space="preserve"> </w:t>
+      </w:r>
+      <w:proofErr w:type="spellStart"/>
+      <w:r>
+        <w:t>and</w:t>
       </w:r>
       <w:proofErr w:type="spellEnd"/>
       <w:r>
@@ -31479,14 +32943,35 @@
       </w:r>
       <w:proofErr w:type="spellEnd"/>
       <w:r>
-        <w:t xml:space="preserve"> table as a </w:t>
-      </w:r>
-      <w:proofErr w:type="spellStart"/>
-      <w:r>
+        <w:t xml:space="preserve"> table as </w:t>
+      </w:r>
+      <w:r>
+        <w:rPr>
+          <w:rFonts w:ascii="Courier New" w:hAnsi="Courier New" w:cs="Courier New"/>
+          <w:sz w:val="20"/>
+          <w:szCs w:val="20"/>
+        </w:rPr>
+        <w:t>[</w:t>
+      </w:r>
+      <w:proofErr w:type="spellStart"/>
+      <w:r>
+        <w:rPr>
+          <w:rFonts w:ascii="Courier New" w:hAnsi="Courier New" w:cs="Courier New"/>
+          <w:sz w:val="20"/>
+          <w:szCs w:val="20"/>
+        </w:rPr>
         <w:t>zombie</w:t>
       </w:r>
       <w:proofErr w:type="spellEnd"/>
       <w:r>
+        <w:rPr>
+          <w:rFonts w:ascii="Courier New" w:hAnsi="Courier New" w:cs="Courier New"/>
+          <w:sz w:val="20"/>
+          <w:szCs w:val="20"/>
+        </w:rPr>
+        <w:t>] &lt;defunct&gt;</w:t>
+      </w:r>
+      <w:r>
         <w:t xml:space="preserve">, </w:t>
       </w:r>
       <w:proofErr w:type="spellStart"/>
@@ -31519,19 +33004,104 @@
       </w:r>
       <w:proofErr w:type="spellEnd"/>
       <w:r>
-        <w:t xml:space="preserve"> Z, </w:t>
-      </w:r>
-      <w:proofErr w:type="spellStart"/>
-      <w:r>
-        <w:t>even</w:t>
-      </w:r>
-      <w:proofErr w:type="spellEnd"/>
-      <w:r>
-        <w:t xml:space="preserve"> </w:t>
-      </w:r>
-      <w:proofErr w:type="spellStart"/>
-      <w:r>
-        <w:t>though</w:t>
+        <w:t xml:space="preserve"> Z. </w:t>
+      </w:r>
+      <w:proofErr w:type="spellStart"/>
+      <w:r>
+        <w:t>After</w:t>
+      </w:r>
+      <w:proofErr w:type="spellEnd"/>
+      <w:r>
+        <w:t xml:space="preserve"> </w:t>
+      </w:r>
+      <w:proofErr w:type="spellStart"/>
+      <w:r>
+        <w:t>the</w:t>
+      </w:r>
+      <w:proofErr w:type="spellEnd"/>
+      <w:r>
+        <w:t xml:space="preserve"> </w:t>
+      </w:r>
+      <w:proofErr w:type="spellStart"/>
+      <w:r>
+        <w:t>parent</w:t>
+      </w:r>
+      <w:proofErr w:type="spellEnd"/>
+      <w:r>
+        <w:t xml:space="preserve"> </w:t>
+      </w:r>
+      <w:proofErr w:type="spellStart"/>
+      <w:r>
+        <w:t>finished</w:t>
+      </w:r>
+      <w:proofErr w:type="spellEnd"/>
+      <w:r>
+        <w:t xml:space="preserve"> </w:t>
+      </w:r>
+      <w:proofErr w:type="spellStart"/>
+      <w:r>
+        <w:t>sleeping</w:t>
+      </w:r>
+      <w:proofErr w:type="spellEnd"/>
+      <w:r>
+        <w:t xml:space="preserve">, </w:t>
+      </w:r>
+      <w:proofErr w:type="spellStart"/>
+      <w:r>
+        <w:rPr>
+          <w:rFonts w:ascii="Courier New" w:hAnsi="Courier New" w:cs="Courier New"/>
+          <w:sz w:val="20"/>
+          <w:szCs w:val="20"/>
+        </w:rPr>
+        <w:t>waitpid</w:t>
+      </w:r>
+      <w:proofErr w:type="spellEnd"/>
+      <w:r>
+        <w:rPr>
+          <w:rFonts w:ascii="Courier New" w:hAnsi="Courier New" w:cs="Courier New"/>
+          <w:sz w:val="20"/>
+          <w:szCs w:val="20"/>
+        </w:rPr>
+        <w:t>()</w:t>
+      </w:r>
+      <w:r>
+        <w:t xml:space="preserve"> </w:t>
+      </w:r>
+      <w:proofErr w:type="spellStart"/>
+      <w:r>
+        <w:t>collected</w:t>
+      </w:r>
+      <w:proofErr w:type="spellEnd"/>
+      <w:r>
+        <w:t xml:space="preserve"> </w:t>
+      </w:r>
+      <w:proofErr w:type="spellStart"/>
+      <w:r>
+        <w:t>the</w:t>
+      </w:r>
+      <w:proofErr w:type="spellEnd"/>
+      <w:r>
+        <w:t xml:space="preserve"> </w:t>
+      </w:r>
+      <w:proofErr w:type="spellStart"/>
+      <w:r>
+        <w:t>child</w:t>
+      </w:r>
+      <w:proofErr w:type="spellEnd"/>
+      <w:r>
+        <w:t xml:space="preserve"> </w:t>
+      </w:r>
+      <w:proofErr w:type="spellStart"/>
+      <w:r>
+        <w:t>and</w:t>
+      </w:r>
+      <w:proofErr w:type="spellEnd"/>
+      <w:r>
+        <w:t xml:space="preserve"> </w:t>
+      </w:r>
+      <w:proofErr w:type="spellStart"/>
+      <w:r>
+        <w:t>removed</w:t>
       </w:r>
       <w:proofErr w:type="spellEnd"/>
       <w:r>
@@ -31543,27 +33113,19 @@
       </w:r>
       <w:proofErr w:type="spellEnd"/>
       <w:r>
-        <w:t xml:space="preserve"> program </w:t>
-      </w:r>
-      <w:proofErr w:type="spellStart"/>
-      <w:r>
-        <w:t>had</w:t>
-      </w:r>
-      <w:proofErr w:type="spellEnd"/>
-      <w:r>
-        <w:t xml:space="preserve"> </w:t>
-      </w:r>
-      <w:proofErr w:type="spellStart"/>
-      <w:r>
-        <w:t>already</w:t>
-      </w:r>
-      <w:proofErr w:type="spellEnd"/>
-      <w:r>
-        <w:t xml:space="preserve"> </w:t>
-      </w:r>
-      <w:proofErr w:type="spellStart"/>
-      <w:r>
-        <w:t>disappeared</w:t>
+        <w:t xml:space="preserve"> </w:t>
+      </w:r>
+      <w:proofErr w:type="spellStart"/>
+      <w:r>
+        <w:t>zombie</w:t>
+      </w:r>
+      <w:proofErr w:type="spellEnd"/>
+      <w:r>
+        <w:t xml:space="preserve"> </w:t>
+      </w:r>
+      <w:proofErr w:type="spellStart"/>
+      <w:r>
+        <w:t>entry</w:t>
       </w:r>
       <w:proofErr w:type="spellEnd"/>
       <w:r>
@@ -31571,33 +33133,6 @@
       </w:r>
       <w:proofErr w:type="spellStart"/>
       <w:r>
-        <w:t>Only</w:t>
-      </w:r>
-      <w:proofErr w:type="spellEnd"/>
-      <w:r>
-        <w:t xml:space="preserve"> </w:t>
-      </w:r>
-      <w:proofErr w:type="spellStart"/>
-      <w:r>
-        <w:rPr>
-          <w:rStyle w:val="HTMLCode"/>
-        </w:rPr>
-        <w:t>waitpid</w:t>
-      </w:r>
-      <w:proofErr w:type="spellEnd"/>
-      <w:r>
-        <w:t xml:space="preserve"> </w:t>
-      </w:r>
-      <w:proofErr w:type="spellStart"/>
-      <w:r>
-        <w:t>removed</w:t>
-      </w:r>
-      <w:proofErr w:type="spellEnd"/>
-      <w:r>
-        <w:t xml:space="preserve"> it. </w:t>
-      </w:r>
-      <w:proofErr w:type="spellStart"/>
-      <w:r>
         <w:t>This</w:t>
       </w:r>
       <w:proofErr w:type="spellEnd"/>
@@ -31606,7 +33141,7 @@
       </w:r>
       <w:proofErr w:type="spellStart"/>
       <w:r>
-        <w:t>explains</w:t>
+        <w:t>demonstrated</w:t>
       </w:r>
       <w:proofErr w:type="spellEnd"/>
       <w:r>
@@ -31618,27 +33153,43 @@
       </w:r>
       <w:proofErr w:type="spellEnd"/>
       <w:r>
-        <w:t xml:space="preserve"> a program </w:t>
-      </w:r>
-      <w:proofErr w:type="spellStart"/>
-      <w:r>
-        <w:t>that</w:t>
-      </w:r>
-      <w:proofErr w:type="spellEnd"/>
-      <w:r>
-        <w:t xml:space="preserve"> </w:t>
-      </w:r>
-      <w:proofErr w:type="spellStart"/>
-      <w:r>
-        <w:t>creates</w:t>
-      </w:r>
-      <w:proofErr w:type="spellEnd"/>
-      <w:r>
-        <w:t xml:space="preserve"> </w:t>
-      </w:r>
-      <w:proofErr w:type="spellStart"/>
-      <w:r>
-        <w:t>many</w:t>
+        <w:t xml:space="preserve"> </w:t>
+      </w:r>
+      <w:proofErr w:type="spellStart"/>
+      <w:r>
+        <w:t>parent</w:t>
+      </w:r>
+      <w:proofErr w:type="spellEnd"/>
+      <w:r>
+        <w:t xml:space="preserve"> </w:t>
+      </w:r>
+      <w:proofErr w:type="spellStart"/>
+      <w:r>
+        <w:t>processes</w:t>
+      </w:r>
+      <w:proofErr w:type="spellEnd"/>
+      <w:r>
+        <w:t xml:space="preserve"> must </w:t>
+      </w:r>
+      <w:proofErr w:type="spellStart"/>
+      <w:r>
+        <w:t>collect</w:t>
+      </w:r>
+      <w:proofErr w:type="spellEnd"/>
+      <w:r>
+        <w:t xml:space="preserve"> </w:t>
+      </w:r>
+      <w:proofErr w:type="spellStart"/>
+      <w:r>
+        <w:t>their</w:t>
+      </w:r>
+      <w:proofErr w:type="spellEnd"/>
+      <w:r>
+        <w:t xml:space="preserve"> </w:t>
+      </w:r>
+      <w:proofErr w:type="spellStart"/>
+      <w:r>
+        <w:t>terminated</w:t>
       </w:r>
       <w:proofErr w:type="spellEnd"/>
       <w:r>
@@ -31650,99 +33201,43 @@
       </w:r>
       <w:proofErr w:type="spellEnd"/>
       <w:r>
-        <w:t xml:space="preserve"> must </w:t>
-      </w:r>
-      <w:proofErr w:type="spellStart"/>
-      <w:r>
-        <w:t>always</w:t>
-      </w:r>
-      <w:proofErr w:type="spellEnd"/>
-      <w:r>
-        <w:t xml:space="preserve"> </w:t>
-      </w:r>
-      <w:proofErr w:type="spellStart"/>
-      <w:r>
-        <w:t>wait</w:t>
-      </w:r>
-      <w:proofErr w:type="spellEnd"/>
-      <w:r>
-        <w:t xml:space="preserve"> for </w:t>
-      </w:r>
-      <w:proofErr w:type="spellStart"/>
-      <w:r>
-        <w:t>them</w:t>
-      </w:r>
-      <w:proofErr w:type="spellEnd"/>
-      <w:r>
-        <w:t xml:space="preserve">: </w:t>
-      </w:r>
-      <w:proofErr w:type="spellStart"/>
-      <w:r>
-        <w:t>otherwise</w:t>
-      </w:r>
-      <w:proofErr w:type="spellEnd"/>
-      <w:r>
-        <w:t xml:space="preserve"> </w:t>
-      </w:r>
-      <w:proofErr w:type="spellStart"/>
-      <w:r>
-        <w:t>the</w:t>
-      </w:r>
-      <w:proofErr w:type="spellEnd"/>
-      <w:r>
-        <w:t xml:space="preserve"> </w:t>
-      </w:r>
-      <w:proofErr w:type="spellStart"/>
-      <w:r>
-        <w:t>process</w:t>
-      </w:r>
-      <w:proofErr w:type="spellEnd"/>
-      <w:r>
-        <w:t xml:space="preserve"> table </w:t>
-      </w:r>
-      <w:proofErr w:type="spellStart"/>
-      <w:r>
-        <w:t>fills</w:t>
-      </w:r>
-      <w:proofErr w:type="spellEnd"/>
-      <w:r>
-        <w:t xml:space="preserve"> </w:t>
-      </w:r>
-      <w:proofErr w:type="spellStart"/>
-      <w:r>
-        <w:t>with</w:t>
-      </w:r>
-      <w:proofErr w:type="spellEnd"/>
-      <w:r>
-        <w:t xml:space="preserve"> </w:t>
-      </w:r>
-      <w:proofErr w:type="spellStart"/>
-      <w:r>
-        <w:t>entries</w:t>
-      </w:r>
-      <w:proofErr w:type="spellEnd"/>
-      <w:r>
-        <w:t xml:space="preserve"> </w:t>
-      </w:r>
-      <w:proofErr w:type="spellStart"/>
-      <w:r>
-        <w:t>that</w:t>
-      </w:r>
-      <w:proofErr w:type="spellEnd"/>
-      <w:r>
-        <w:t xml:space="preserve"> serve </w:t>
-      </w:r>
-      <w:proofErr w:type="spellStart"/>
-      <w:r>
-        <w:t>no</w:t>
-      </w:r>
-      <w:proofErr w:type="spellEnd"/>
-      <w:r>
-        <w:t xml:space="preserve"> </w:t>
-      </w:r>
-      <w:proofErr w:type="spellStart"/>
-      <w:r>
-        <w:t>purpose</w:t>
+        <w:t xml:space="preserve"> </w:t>
+      </w:r>
+      <w:proofErr w:type="spellStart"/>
+      <w:r>
+        <w:t>to</w:t>
+      </w:r>
+      <w:proofErr w:type="spellEnd"/>
+      <w:r>
+        <w:t xml:space="preserve"> </w:t>
+      </w:r>
+      <w:proofErr w:type="spellStart"/>
+      <w:r>
+        <w:t>avoid</w:t>
+      </w:r>
+      <w:proofErr w:type="spellEnd"/>
+      <w:r>
+        <w:t xml:space="preserve"> </w:t>
+      </w:r>
+      <w:proofErr w:type="spellStart"/>
+      <w:r>
+        <w:t>accumulating</w:t>
+      </w:r>
+      <w:proofErr w:type="spellEnd"/>
+      <w:r>
+        <w:t xml:space="preserve"> </w:t>
+      </w:r>
+      <w:proofErr w:type="spellStart"/>
+      <w:r>
+        <w:t>zombie</w:t>
+      </w:r>
+      <w:proofErr w:type="spellEnd"/>
+      <w:r>
+        <w:t xml:space="preserve"> </w:t>
+      </w:r>
+      <w:proofErr w:type="spellStart"/>
+      <w:r>
+        <w:t>processes</w:t>
       </w:r>
       <w:proofErr w:type="spellEnd"/>
       <w:r>
@@ -32536,6 +34031,7 @@
     <w:p>
       <w:proofErr w:type="spellStart"/>
       <w:r>
+        <w:lastRenderedPageBreak/>
         <w:t>Overall</w:t>
       </w:r>
       <w:proofErr w:type="spellEnd"/>
@@ -32717,7 +34213,6 @@
         <w:rPr>
           <w:rStyle w:val="HTMLCode"/>
         </w:rPr>
-        <w:lastRenderedPageBreak/>
         <w:t>fork</w:t>
       </w:r>
       <w:proofErr w:type="spellEnd"/>
@@ -33453,6 +34948,119 @@
 <file path=word/numbering.xml><?xml version="1.0" encoding="utf-8"?>
 <w:numbering xmlns:wpc="http://schemas.microsoft.com/office/word/2010/wordprocessingCanvas" xmlns:cx="http://schemas.microsoft.com/office/drawing/2014/chartex" xmlns:cx1="http://schemas.microsoft.com/office/drawing/2015/9/8/chartex" xmlns:cx2="http://schemas.microsoft.com/office/drawing/2015/10/21/chartex" xmlns:cx3="http://schemas.microsoft.com/office/drawing/2016/5/9/chartex" xmlns:cx4="http://schemas.microsoft.com/office/drawing/2016/5/10/chartex" xmlns:cx5="http://schemas.microsoft.com/office/drawing/2016/5/11/chartex" xmlns:cx6="http://schemas.microsoft.com/office/drawing/2016/5/12/chartex" xmlns:cx7="http://schemas.microsoft.com/office/drawing/2016/5/13/chartex" xmlns:cx8="http://schemas.microsoft.com/office/drawing/2016/5/14/chartex" xmlns:mc="http://schemas.openxmlformats.org/markup-compatibility/2006" xmlns:aink="http://schemas.microsoft.com/office/drawing/2016/ink" xmlns:am3d="http://schemas.microsoft.com/office/drawing/2017/model3d" xmlns:o="urn:schemas-microsoft-com:office:office" xmlns:oel="http://schemas.microsoft.com/office/2019/extlst" xmlns:r="http://schemas.openxmlformats.org/officeDocument/2006/relationships" xmlns:m="http://schemas.openxmlformats.org/officeDocument/2006/math" xmlns:v="urn:schemas-microsoft-com:vml" xmlns:wp14="http://schemas.microsoft.com/office/word/2010/wordprocessingDrawing" xmlns:wp="http://schemas.openxmlformats.org/drawingml/2006/wordprocessingDrawing" xmlns:w10="urn:schemas-microsoft-com:office:word" xmlns:w="http://schemas.openxmlformats.org/wordprocessingml/2006/main" xmlns:w14="http://schemas.microsoft.com/office/word/2010/wordml" xmlns:w15="http://schemas.microsoft.com/office/word/2012/wordml" xmlns:w16cex="http://schemas.microsoft.com/office/word/2018/wordml/cex" xmlns:w16cid="http://schemas.microsoft.com/office/word/2016/wordml/cid" xmlns:w16="http://schemas.microsoft.com/office/word/2018/wordml" xmlns:w16du="http://schemas.microsoft.com/office/word/2023/wordml/word16du" xmlns:w16sdtdh="http://schemas.microsoft.com/office/word/2020/wordml/sdtdatahash" xmlns:w16se="http://schemas.microsoft.com/office/word/2015/wordml/symex" xmlns:wpg="http://schemas.microsoft.com/office/word/2010/wordprocessingGroup" xmlns:wpi="http://schemas.microsoft.com/office/word/2010/wordprocessingInk" xmlns:wne="http://schemas.microsoft.com/office/word/2006/wordml" xmlns:wps="http://schemas.microsoft.com/office/word/2010/wordprocessingShape" mc:Ignorable="w14 w15 w16se w16cid w16 w16cex w16sdtdh w16du wp14">
   <w:abstractNum w:abstractNumId="0" w15:restartNumberingAfterBreak="0">
+    <w:nsid w:val="3E160E66"/>
+    <w:multiLevelType w:val="multilevel"/>
+    <w:tmpl w:val="217C0716"/>
+    <w:lvl w:ilvl="0">
+      <w:start w:val="1"/>
+      <w:numFmt w:val="decimal"/>
+      <w:lvlText w:val="%1."/>
+      <w:lvlJc w:val="left"/>
+      <w:pPr>
+        <w:tabs>
+          <w:tab w:val="num" w:pos="720"/>
+        </w:tabs>
+        <w:ind w:left="720" w:hanging="360"/>
+      </w:pPr>
+    </w:lvl>
+    <w:lvl w:ilvl="1" w:tentative="1">
+      <w:start w:val="1"/>
+      <w:numFmt w:val="decimal"/>
+      <w:lvlText w:val="%2."/>
+      <w:lvlJc w:val="left"/>
+      <w:pPr>
+        <w:tabs>
+          <w:tab w:val="num" w:pos="1440"/>
+        </w:tabs>
+        <w:ind w:left="1440" w:hanging="360"/>
+      </w:pPr>
+    </w:lvl>
+    <w:lvl w:ilvl="2" w:tentative="1">
+      <w:start w:val="1"/>
+      <w:numFmt w:val="decimal"/>
+      <w:lvlText w:val="%3."/>
+      <w:lvlJc w:val="left"/>
+      <w:pPr>
+        <w:tabs>
+          <w:tab w:val="num" w:pos="2160"/>
+        </w:tabs>
+        <w:ind w:left="2160" w:hanging="360"/>
+      </w:pPr>
+    </w:lvl>
+    <w:lvl w:ilvl="3" w:tentative="1">
+      <w:start w:val="1"/>
+      <w:numFmt w:val="decimal"/>
+      <w:lvlText w:val="%4."/>
+      <w:lvlJc w:val="left"/>
+      <w:pPr>
+        <w:tabs>
+          <w:tab w:val="num" w:pos="2880"/>
+        </w:tabs>
+        <w:ind w:left="2880" w:hanging="360"/>
+      </w:pPr>
+    </w:lvl>
+    <w:lvl w:ilvl="4" w:tentative="1">
+      <w:start w:val="1"/>
+      <w:numFmt w:val="decimal"/>
+      <w:lvlText w:val="%5."/>
+      <w:lvlJc w:val="left"/>
+      <w:pPr>
+        <w:tabs>
+          <w:tab w:val="num" w:pos="3600"/>
+        </w:tabs>
+        <w:ind w:left="3600" w:hanging="360"/>
+      </w:pPr>
+    </w:lvl>
+    <w:lvl w:ilvl="5" w:tentative="1">
+      <w:start w:val="1"/>
+      <w:numFmt w:val="decimal"/>
+      <w:lvlText w:val="%6."/>
+      <w:lvlJc w:val="left"/>
+      <w:pPr>
+        <w:tabs>
+          <w:tab w:val="num" w:pos="4320"/>
+        </w:tabs>
+        <w:ind w:left="4320" w:hanging="360"/>
+      </w:pPr>
+    </w:lvl>
+    <w:lvl w:ilvl="6" w:tentative="1">
+      <w:start w:val="1"/>
+      <w:numFmt w:val="decimal"/>
+      <w:lvlText w:val="%7."/>
+      <w:lvlJc w:val="left"/>
+      <w:pPr>
+        <w:tabs>
+          <w:tab w:val="num" w:pos="5040"/>
+        </w:tabs>
+        <w:ind w:left="5040" w:hanging="360"/>
+      </w:pPr>
+    </w:lvl>
+    <w:lvl w:ilvl="7" w:tentative="1">
+      <w:start w:val="1"/>
+      <w:numFmt w:val="decimal"/>
+      <w:lvlText w:val="%8."/>
+      <w:lvlJc w:val="left"/>
+      <w:pPr>
+        <w:tabs>
+          <w:tab w:val="num" w:pos="5760"/>
+        </w:tabs>
+        <w:ind w:left="5760" w:hanging="360"/>
+      </w:pPr>
+    </w:lvl>
+    <w:lvl w:ilvl="8" w:tentative="1">
+      <w:start w:val="1"/>
+      <w:numFmt w:val="decimal"/>
+      <w:lvlText w:val="%9."/>
+      <w:lvlJc w:val="left"/>
+      <w:pPr>
+        <w:tabs>
+          <w:tab w:val="num" w:pos="6480"/>
+        </w:tabs>
+        <w:ind w:left="6480" w:hanging="360"/>
+      </w:pPr>
+    </w:lvl>
+  </w:abstractNum>
+  <w:abstractNum w:abstractNumId="1" w15:restartNumberingAfterBreak="0">
     <w:nsid w:val="74DC7787"/>
     <w:multiLevelType w:val="hybridMultilevel"/>
     <w:tmpl w:val="B2A63872"/>
@@ -33539,7 +35147,7 @@
     </w:lvl>
   </w:abstractNum>
   <w:num w:numId="1" w16cid:durableId="1424104546">
-    <w:abstractNumId w:val="0"/>
+    <w:abstractNumId w:val="1"/>
     <w:lvlOverride w:ilvl="0">
       <w:startOverride w:val="1"/>
     </w:lvlOverride>
@@ -33569,7 +35177,7 @@
     </w:lvlOverride>
   </w:num>
   <w:num w:numId="2" w16cid:durableId="71661090">
-    <w:abstractNumId w:val="0"/>
+    <w:abstractNumId w:val="1"/>
     <w:lvlOverride w:ilvl="0">
       <w:startOverride w:val="1"/>
     </w:lvlOverride>
@@ -33599,7 +35207,7 @@
     </w:lvlOverride>
   </w:num>
   <w:num w:numId="3" w16cid:durableId="1223519950">
-    <w:abstractNumId w:val="0"/>
+    <w:abstractNumId w:val="1"/>
     <w:lvlOverride w:ilvl="0">
       <w:startOverride w:val="1"/>
     </w:lvlOverride>
@@ -33629,7 +35237,7 @@
     </w:lvlOverride>
   </w:num>
   <w:num w:numId="4" w16cid:durableId="795871224">
-    <w:abstractNumId w:val="0"/>
+    <w:abstractNumId w:val="1"/>
     <w:lvlOverride w:ilvl="0">
       <w:startOverride w:val="1"/>
     </w:lvlOverride>
@@ -33659,7 +35267,7 @@
     </w:lvlOverride>
   </w:num>
   <w:num w:numId="5" w16cid:durableId="1502505580">
-    <w:abstractNumId w:val="0"/>
+    <w:abstractNumId w:val="1"/>
     <w:lvlOverride w:ilvl="0">
       <w:startOverride w:val="1"/>
     </w:lvlOverride>
@@ -33689,7 +35297,7 @@
     </w:lvlOverride>
   </w:num>
   <w:num w:numId="6" w16cid:durableId="291835586">
-    <w:abstractNumId w:val="0"/>
+    <w:abstractNumId w:val="1"/>
     <w:lvlOverride w:ilvl="0">
       <w:startOverride w:val="1"/>
     </w:lvlOverride>
@@ -33717,6 +35325,9 @@
     <w:lvlOverride w:ilvl="8">
       <w:startOverride w:val="1"/>
     </w:lvlOverride>
+  </w:num>
+  <w:num w:numId="7" w16cid:durableId="225116365">
+    <w:abstractNumId w:val="0"/>
   </w:num>
 </w:numbering>
 </file>
@@ -34312,6 +35923,35 @@
       <w:contextualSpacing/>
     </w:pPr>
   </w:style>
+  <w:style w:type="paragraph" w:styleId="NormalWeb">
+    <w:name w:val="Normal (Web)"/>
+    <w:basedOn w:val="Normal"/>
+    <w:uiPriority w:val="99"/>
+    <w:semiHidden/>
+    <w:unhideWhenUsed/>
+    <w:rsid w:val="00030957"/>
+    <w:pPr>
+      <w:spacing w:line="240" w:lineRule="auto"/>
+      <w:ind w:left="0" w:firstLine="0"/>
+      <w:jc w:val="left"/>
+    </w:pPr>
+    <w:rPr>
+      <w:color w:val="auto"/>
+      <w:kern w:val="0"/>
+      <w:szCs w:val="24"/>
+    </w:rPr>
+  </w:style>
+  <w:style w:type="character" w:styleId="Strong">
+    <w:name w:val="Strong"/>
+    <w:basedOn w:val="DefaultParagraphFont"/>
+    <w:uiPriority w:val="22"/>
+    <w:qFormat/>
+    <w:rsid w:val="00030957"/>
+    <w:rPr>
+      <w:b/>
+      <w:bCs/>
+    </w:rPr>
+  </w:style>
 </w:styles>
 </file>
 
